--- a/public/template.docx
+++ b/public/template.docx
@@ -1274,7 +1274,7 @@
       <w:pPr>
         <w:jc w:val="both"/>
         <w:rPr>
-          <w:rFonts w:cs="B Nazanin" w:hint="cs"/>
+          <w:rFonts w:cs="B Nazanin"/>
           <w:sz w:val="20"/>
           <w:szCs w:val="20"/>
           <w:rtl/>
@@ -4513,7 +4513,7 @@
               </w:tabs>
               <w:jc w:val="center"/>
               <w:rPr>
-                <w:rFonts w:ascii="Arial" w:eastAsia="Times New Roman" w:hAnsi="Arial" w:cs="2  Nazanin" w:hint="cs"/>
+                <w:rFonts w:ascii="Arial" w:eastAsia="Times New Roman" w:hAnsi="Arial" w:cs="2  Nazanin"/>
                 <w:b/>
                 <w:bCs/>
                 <w:sz w:val="18"/>
@@ -4722,7 +4722,6 @@
           <w:p>
             <w:pPr>
               <w:rPr>
-                <w:rFonts w:hint="cs"/>
                 <w:rtl/>
               </w:rPr>
             </w:pPr>
@@ -7519,7 +7518,7 @@
                 <w:szCs w:val="18"/>
                 <w:rtl/>
               </w:rPr>
-              <w:t>جمع</w:t>
+              <w:t>جمع هزینه ی یک نفر روز خدمات آموزشی(ریال)</w:t>
             </w:r>
           </w:p>
         </w:tc>
@@ -7568,6 +7567,7 @@
               <w:bottom w:val="single" w:sz="4" w:space="0" w:color="auto"/>
               <w:right w:val="single" w:sz="4" w:space="0" w:color="auto"/>
             </w:tcBorders>
+            <w:shd w:val="clear" w:color="auto" w:fill="FFC000"/>
             <w:vAlign w:val="center"/>
           </w:tcPr>
           <w:p>
@@ -7639,6 +7639,73 @@
           </w:tcPr>
           <w:p>
             <w:pPr>
+              <w:rPr>
+                <w:rFonts w:ascii="Arial" w:eastAsia="Times New Roman" w:hAnsi="Arial" w:cs="2  Nazanin" w:hint="cs"/>
+                <w:b/>
+                <w:bCs/>
+                <w:sz w:val="18"/>
+                <w:szCs w:val="18"/>
+                <w:rtl/>
+              </w:rPr>
+            </w:pPr>
+            <w:r>
+              <w:rPr>
+                <w:rFonts w:ascii="Arial" w:eastAsia="Times New Roman" w:hAnsi="Arial" w:cs="2  Nazanin"/>
+                <w:b/>
+                <w:bCs/>
+                <w:sz w:val="18"/>
+                <w:szCs w:val="18"/>
+                <w:rtl/>
+              </w:rPr>
+              <w:t>مبلغ کل قرارداد</w:t>
+            </w:r>
+            <w:r>
+              <w:rPr>
+                <w:rFonts w:ascii="Arial" w:eastAsia="Times New Roman" w:hAnsi="Arial" w:cs="2  Nazanin" w:hint="cs"/>
+                <w:b/>
+                <w:bCs/>
+                <w:sz w:val="18"/>
+                <w:szCs w:val="18"/>
+                <w:rtl/>
+              </w:rPr>
+              <w:t xml:space="preserve"> یک نفر در طول دوره</w:t>
+            </w:r>
+            <w:r>
+              <w:rPr>
+                <w:rFonts w:ascii="Arial" w:eastAsia="Times New Roman" w:hAnsi="Arial" w:cs="2  Nazanin"/>
+                <w:b/>
+                <w:bCs/>
+                <w:sz w:val="18"/>
+                <w:szCs w:val="18"/>
+                <w:rtl/>
+              </w:rPr>
+              <w:t xml:space="preserve"> ( بدون احتساب هزینه صدور گواهینامه )</w:t>
+            </w:r>
+            <w:r>
+              <w:rPr>
+                <w:rFonts w:ascii="Arial" w:eastAsia="Times New Roman" w:hAnsi="Arial" w:cs="2  Nazanin"/>
+                <w:b/>
+                <w:bCs/>
+                <w:sz w:val="18"/>
+                <w:szCs w:val="18"/>
+              </w:rPr>
+              <w:t>:</w:t>
+            </w:r>
+          </w:p>
+        </w:tc>
+        <w:tc>
+          <w:tcPr>
+            <w:tcW w:w="1948" w:type="dxa"/>
+            <w:tcBorders>
+              <w:top w:val="single" w:sz="4" w:space="0" w:color="auto"/>
+              <w:left w:val="single" w:sz="4" w:space="0" w:color="auto"/>
+              <w:bottom w:val="single" w:sz="4" w:space="0" w:color="auto"/>
+              <w:right w:val="single" w:sz="4" w:space="0" w:color="auto"/>
+            </w:tcBorders>
+            <w:vAlign w:val="center"/>
+          </w:tcPr>
+          <w:p>
+            <w:pPr>
               <w:bidi w:val="0"/>
               <w:jc w:val="center"/>
               <w:rPr>
@@ -7649,52 +7716,38 @@
                 <w:szCs w:val="18"/>
               </w:rPr>
             </w:pPr>
-            <w:r>
-              <w:rPr>
-                <w:rFonts w:ascii="Arial" w:eastAsia="Times New Roman" w:hAnsi="Arial" w:cs="2  Nazanin" w:hint="cs"/>
-                <w:b/>
-                <w:bCs/>
-                <w:sz w:val="18"/>
-                <w:szCs w:val="18"/>
-                <w:rtl/>
-              </w:rPr>
-              <w:t>جمع هزینه ی یک نفر روز خدمات آموزشی(ریال)</w:t>
-            </w:r>
-          </w:p>
-        </w:tc>
-        <w:tc>
-          <w:tcPr>
-            <w:tcW w:w="1948" w:type="dxa"/>
-            <w:tcBorders>
-              <w:top w:val="single" w:sz="4" w:space="0" w:color="auto"/>
-              <w:left w:val="single" w:sz="4" w:space="0" w:color="auto"/>
-              <w:bottom w:val="single" w:sz="4" w:space="0" w:color="auto"/>
-              <w:right w:val="single" w:sz="4" w:space="0" w:color="auto"/>
-            </w:tcBorders>
-            <w:vAlign w:val="center"/>
-          </w:tcPr>
-          <w:p>
-            <w:pPr>
-              <w:bidi w:val="0"/>
-              <w:jc w:val="center"/>
-              <w:rPr>
-                <w:rFonts w:ascii="Arial" w:eastAsia="Times New Roman" w:hAnsi="Arial" w:cs="2  Nazanin"/>
-                <w:b/>
-                <w:bCs/>
-                <w:sz w:val="18"/>
-                <w:szCs w:val="18"/>
-              </w:rPr>
-            </w:pPr>
-            <w:r>
-              <w:rPr>
-                <w:rFonts w:ascii="Arial" w:eastAsia="Times New Roman" w:hAnsi="Arial" w:cs="2  Nazanin"/>
-                <w:b/>
-                <w:bCs/>
-                <w:sz w:val="18"/>
-                <w:szCs w:val="18"/>
-              </w:rPr>
-              <w:t>{table1_total}</w:t>
-            </w:r>
+            <w:bookmarkStart w:id="0" w:name="_GoBack"/>
+            <w:r>
+              <w:rPr>
+                <w:rFonts w:ascii="Arial" w:eastAsia="Times New Roman" w:hAnsi="Arial" w:cs="2  Nazanin"/>
+                <w:b/>
+                <w:bCs/>
+                <w:sz w:val="18"/>
+                <w:szCs w:val="18"/>
+              </w:rPr>
+              <w:t>{table</w:t>
+            </w:r>
+            <w:r>
+              <w:rPr>
+                <w:rFonts w:ascii="Arial" w:eastAsia="Times New Roman" w:hAnsi="Arial" w:cs="2  Nazanin"/>
+                <w:b/>
+                <w:bCs/>
+                <w:sz w:val="18"/>
+                <w:szCs w:val="18"/>
+              </w:rPr>
+              <w:t>2</w:t>
+            </w:r>
+            <w:r>
+              <w:rPr>
+                <w:rFonts w:ascii="Arial" w:eastAsia="Times New Roman" w:hAnsi="Arial" w:cs="2  Nazanin"/>
+                <w:b/>
+                <w:bCs/>
+                <w:sz w:val="18"/>
+                <w:szCs w:val="18"/>
+              </w:rPr>
+              <w:t>_total}</w:t>
+            </w:r>
+            <w:bookmarkEnd w:id="0"/>
           </w:p>
         </w:tc>
       </w:tr>
@@ -7776,8 +7829,6 @@
           <w:rtl/>
         </w:rPr>
       </w:pPr>
-      <w:bookmarkStart w:id="0" w:name="_GoBack"/>
-      <w:bookmarkEnd w:id="0"/>
       <w:r>
         <w:rPr>
           <w:rFonts w:cs="B Nazanin" w:hint="cs"/>

--- a/public/template.docx
+++ b/public/template.docx
@@ -2046,6 +2046,16 @@
         </w:rPr>
         <w:t>student_count</w:t>
       </w:r>
+      <w:r>
+        <w:rPr>
+          <w:rFonts w:cs="B Nazanin"/>
+          <w:b/>
+          <w:bCs/>
+          <w:sz w:val="20"/>
+          <w:szCs w:val="20"/>
+        </w:rPr>
+        <w:t>-dahak</w:t>
+      </w:r>
       <w:proofErr w:type="spellEnd"/>
       <w:r>
         <w:rPr>
@@ -2125,35 +2135,14 @@
       </w:r>
       <w:r>
         <w:rPr>
-          <w:rFonts w:cs="B Nazanin"/>
-          <w:b/>
-          <w:bCs/>
-          <w:sz w:val="20"/>
-          <w:szCs w:val="20"/>
-        </w:rPr>
-        <w:t>{</w:t>
-      </w:r>
-      <w:proofErr w:type="spellStart"/>
-      <w:r>
-        <w:rPr>
-          <w:rFonts w:cs="B Nazanin"/>
-          <w:b/>
-          <w:bCs/>
-          <w:sz w:val="20"/>
-          <w:szCs w:val="20"/>
-        </w:rPr>
-        <w:t>payer_type</w:t>
-      </w:r>
-      <w:proofErr w:type="spellEnd"/>
-      <w:r>
-        <w:rPr>
-          <w:rFonts w:cs="B Nazanin"/>
-          <w:b/>
-          <w:bCs/>
-          <w:sz w:val="20"/>
-          <w:szCs w:val="20"/>
-        </w:rPr>
-        <w:t>}</w:t>
+          <w:rFonts w:cs="B Nazanin" w:hint="cs"/>
+          <w:b/>
+          <w:bCs/>
+          <w:sz w:val="20"/>
+          <w:szCs w:val="20"/>
+          <w:rtl/>
+        </w:rPr>
+        <w:t xml:space="preserve">طرف اول </w:t>
       </w:r>
       <w:r>
         <w:rPr>
@@ -2235,7 +2224,16 @@
           <w:szCs w:val="20"/>
           <w:rtl/>
         </w:rPr>
-        <w:t xml:space="preserve">هزینه شرکت در آزمون مطابق با رشته آزمونی برابر تعرفه های درآمدهای موضوع جدول شماره ۵ قانون بودجه سال ۱۴۰۵ به ازای هر نفر در رشته </w:t>
+        <w:t xml:space="preserve">هزینه شرکت در آزمون مطابق با رشته آزمونی برابر تعرفه های درآمدهای موضوع جدول شماره ۵ قانون بودجه </w:t>
+      </w:r>
+      <w:r>
+        <w:rPr>
+          <w:rFonts w:cs="B Nazanin"/>
+          <w:sz w:val="20"/>
+          <w:szCs w:val="20"/>
+          <w:rtl/>
+        </w:rPr>
+        <w:t>سال ۱۴۰۵ به ازای هر نفر در رشته</w:t>
       </w:r>
       <w:r>
         <w:rPr>
@@ -2256,7 +2254,7 @@
           <w:sz w:val="20"/>
           <w:szCs w:val="20"/>
         </w:rPr>
-        <w:t>exam_field</w:t>
+        <w:t>course_name</w:t>
       </w:r>
       <w:proofErr w:type="spellEnd"/>
       <w:r>
@@ -2269,6 +2267,16 @@
         </w:rPr>
         <w:t>}</w:t>
       </w:r>
+      <w:r>
+        <w:rPr>
+          <w:rFonts w:cs="B Nazanin"/>
+          <w:sz w:val="20"/>
+          <w:szCs w:val="20"/>
+        </w:rPr>
+        <w:t xml:space="preserve"> </w:t>
+      </w:r>
+      <w:bookmarkStart w:id="0" w:name="_GoBack"/>
+      <w:bookmarkEnd w:id="0"/>
       <w:r>
         <w:rPr>
           <w:rFonts w:cs="B Nazanin"/>
@@ -2587,43 +2595,14 @@
       </w:r>
       <w:r>
         <w:rPr>
-          <w:rFonts w:cs="B Nazanin"/>
-          <w:b/>
-          <w:bCs/>
-          <w:sz w:val="20"/>
-          <w:szCs w:val="20"/>
-        </w:rPr>
-        <w:t>{</w:t>
-      </w:r>
-      <w:proofErr w:type="spellStart"/>
-      <w:r>
-        <w:rPr>
-          <w:rFonts w:cs="B Nazanin"/>
-          <w:b/>
-          <w:bCs/>
-          <w:sz w:val="20"/>
-          <w:szCs w:val="20"/>
-        </w:rPr>
-        <w:t>payer_type</w:t>
-      </w:r>
-      <w:proofErr w:type="spellEnd"/>
-      <w:r>
-        <w:rPr>
-          <w:rFonts w:cs="B Nazanin"/>
-          <w:b/>
-          <w:bCs/>
-          <w:sz w:val="20"/>
-          <w:szCs w:val="20"/>
-        </w:rPr>
-        <w:t>}</w:t>
-      </w:r>
-      <w:r>
-        <w:rPr>
-          <w:rFonts w:cs="B Nazanin"/>
-          <w:sz w:val="20"/>
-          <w:szCs w:val="20"/>
-        </w:rPr>
-        <w:t xml:space="preserve"> </w:t>
+          <w:rFonts w:cs="B Nazanin" w:hint="cs"/>
+          <w:b/>
+          <w:bCs/>
+          <w:sz w:val="20"/>
+          <w:szCs w:val="20"/>
+          <w:rtl/>
+        </w:rPr>
+        <w:t xml:space="preserve"> طرف اول  </w:t>
       </w:r>
       <w:r>
         <w:rPr>
@@ -7716,7 +7695,6 @@
                 <w:szCs w:val="18"/>
               </w:rPr>
             </w:pPr>
-            <w:bookmarkStart w:id="0" w:name="_GoBack"/>
             <w:r>
               <w:rPr>
                 <w:rFonts w:ascii="Arial" w:eastAsia="Times New Roman" w:hAnsi="Arial" w:cs="2  Nazanin"/>
@@ -7747,7 +7725,6 @@
               </w:rPr>
               <w:t>_total}</w:t>
             </w:r>
-            <w:bookmarkEnd w:id="0"/>
           </w:p>
         </w:tc>
       </w:tr>

--- a/public/template.docx
+++ b/public/template.docx
@@ -2275,8 +2275,6 @@
         </w:rPr>
         <w:t xml:space="preserve"> </w:t>
       </w:r>
-      <w:bookmarkStart w:id="0" w:name="_GoBack"/>
-      <w:bookmarkEnd w:id="0"/>
       <w:r>
         <w:rPr>
           <w:rFonts w:cs="B Nazanin"/>
@@ -2680,35 +2678,14 @@
       </w:r>
       <w:r>
         <w:rPr>
-          <w:rFonts w:cs="B Nazanin"/>
-          <w:b/>
-          <w:bCs/>
-          <w:sz w:val="20"/>
-          <w:szCs w:val="20"/>
-        </w:rPr>
-        <w:t>{</w:t>
-      </w:r>
-      <w:proofErr w:type="spellStart"/>
-      <w:r>
-        <w:rPr>
-          <w:rFonts w:cs="B Nazanin"/>
-          <w:b/>
-          <w:bCs/>
-          <w:sz w:val="20"/>
-          <w:szCs w:val="20"/>
-        </w:rPr>
-        <w:t>payer_type</w:t>
-      </w:r>
-      <w:proofErr w:type="spellEnd"/>
-      <w:r>
-        <w:rPr>
-          <w:rFonts w:cs="B Nazanin"/>
-          <w:b/>
-          <w:bCs/>
-          <w:sz w:val="20"/>
-          <w:szCs w:val="20"/>
-        </w:rPr>
-        <w:t>}</w:t>
+          <w:rFonts w:cs="B Nazanin" w:hint="cs"/>
+          <w:b/>
+          <w:bCs/>
+          <w:sz w:val="20"/>
+          <w:szCs w:val="20"/>
+          <w:rtl/>
+        </w:rPr>
+        <w:t xml:space="preserve">طرف اول </w:t>
       </w:r>
       <w:r>
         <w:rPr>
@@ -7627,6 +7604,7 @@
                 <w:rtl/>
               </w:rPr>
             </w:pPr>
+            <w:bookmarkStart w:id="0" w:name="_GoBack" w:colFirst="1" w:colLast="1"/>
             <w:r>
               <w:rPr>
                 <w:rFonts w:ascii="Arial" w:eastAsia="Times New Roman" w:hAnsi="Arial" w:cs="2  Nazanin"/>
@@ -7728,6 +7706,7 @@
           </w:p>
         </w:tc>
       </w:tr>
+      <w:bookmarkEnd w:id="0"/>
     </w:tbl>
     <w:p>
       <w:pPr>

--- a/public/template.docx
+++ b/public/template.docx
@@ -22,8 +22,6 @@
       <w:r>
         <w:rPr>
           <w:rFonts w:cs="2  Titr"/>
-          <w:b/>
-          <w:bCs/>
         </w:rPr>
         <w:t xml:space="preserve"> {</w:t>
       </w:r>
@@ -31,8 +29,6 @@
       <w:r>
         <w:rPr>
           <w:rFonts w:cs="2  Titr"/>
-          <w:b/>
-          <w:bCs/>
         </w:rPr>
         <w:t>mojri_name</w:t>
       </w:r>
@@ -40,8 +36,6 @@
       <w:r>
         <w:rPr>
           <w:rFonts w:cs="2  Titr"/>
-          <w:b/>
-          <w:bCs/>
         </w:rPr>
         <w:t>}</w:t>
       </w:r>
@@ -89,8 +83,6 @@
       <w:r>
         <w:rPr>
           <w:rFonts w:cs="2  Titr"/>
-          <w:b/>
-          <w:bCs/>
         </w:rPr>
         <w:t>{</w:t>
       </w:r>
@@ -98,8 +90,6 @@
       <w:r>
         <w:rPr>
           <w:rFonts w:cs="2  Titr"/>
-          <w:b/>
-          <w:bCs/>
         </w:rPr>
         <w:t>center_name</w:t>
       </w:r>
@@ -107,8 +97,6 @@
       <w:r>
         <w:rPr>
           <w:rFonts w:cs="2  Titr"/>
-          <w:b/>
-          <w:bCs/>
         </w:rPr>
         <w:t>}</w:t>
       </w:r>
@@ -396,7 +384,7 @@
           <w:sz w:val="20"/>
           <w:szCs w:val="20"/>
         </w:rPr>
-        <w:t xml:space="preserve"> : </w:t>
+        <w:t xml:space="preserve"> </w:t>
       </w:r>
       <w:r>
         <w:rPr>
@@ -437,6 +425,16 @@
           <w:szCs w:val="20"/>
         </w:rPr>
         <w:t xml:space="preserve"> </w:t>
+      </w:r>
+      <w:r>
+        <w:rPr>
+          <w:rFonts w:cs="B Nazanin" w:hint="cs"/>
+          <w:b/>
+          <w:sz w:val="20"/>
+          <w:szCs w:val="20"/>
+          <w:rtl/>
+        </w:rPr>
+        <w:t xml:space="preserve">  ، </w:t>
       </w:r>
       <w:r>
         <w:rPr>
@@ -7604,7 +7602,6 @@
                 <w:rtl/>
               </w:rPr>
             </w:pPr>
-            <w:bookmarkStart w:id="0" w:name="_GoBack" w:colFirst="1" w:colLast="1"/>
             <w:r>
               <w:rPr>
                 <w:rFonts w:ascii="Arial" w:eastAsia="Times New Roman" w:hAnsi="Arial" w:cs="2  Nazanin"/>
@@ -7706,7 +7703,6 @@
           </w:p>
         </w:tc>
       </w:tr>
-      <w:bookmarkEnd w:id="0"/>
     </w:tbl>
     <w:p>
       <w:pPr>
@@ -8157,12 +8153,24 @@
               <w:spacing w:after="0" w:line="240" w:lineRule="auto"/>
               <w:jc w:val="center"/>
               <w:rPr>
+                <w:rFonts w:ascii="Times New Roman" w:eastAsia="Times New Roman" w:hAnsi="Times New Roman" w:cs="B Nazanin" w:hint="cs"/>
+                <w:bCs/>
+                <w:sz w:val="18"/>
+                <w:szCs w:val="18"/>
+              </w:rPr>
+            </w:pPr>
+            <w:r>
+              <w:rPr>
                 <w:rFonts w:ascii="Times New Roman" w:eastAsia="Times New Roman" w:hAnsi="Times New Roman" w:cs="B Nazanin"/>
-                <w:bCs/>
-                <w:sz w:val="18"/>
-                <w:szCs w:val="18"/>
-              </w:rPr>
-            </w:pPr>
+                <w:b/>
+                <w:bCs/>
+                <w:sz w:val="18"/>
+                <w:szCs w:val="18"/>
+              </w:rPr>
+              <w:t>{table2_total}</w:t>
+            </w:r>
+            <w:bookmarkStart w:id="0" w:name="_GoBack"/>
+            <w:bookmarkEnd w:id="0"/>
           </w:p>
         </w:tc>
         <w:tc>
@@ -8331,6 +8339,36 @@
                 <w:rtl/>
               </w:rPr>
             </w:pPr>
+            <w:r>
+              <w:rPr>
+                <w:rFonts w:ascii="Times New Roman" w:eastAsia="Batang" w:hAnsi="Times New Roman" w:cs="B Nazanin"/>
+                <w:b/>
+                <w:bCs/>
+                <w:sz w:val="18"/>
+                <w:szCs w:val="18"/>
+              </w:rPr>
+              <w:t>{reg_fee_per_person</w:t>
+            </w:r>
+            <w:r>
+              <w:rPr>
+                <w:rFonts w:ascii="Times New Roman" w:eastAsia="Batang" w:hAnsi="Times New Roman" w:cs="B Nazanin"/>
+                <w:b/>
+                <w:bCs/>
+                <w:sz w:val="18"/>
+                <w:szCs w:val="18"/>
+              </w:rPr>
+              <w:t>2</w:t>
+            </w:r>
+            <w:r>
+              <w:rPr>
+                <w:rFonts w:ascii="Times New Roman" w:eastAsia="Batang" w:hAnsi="Times New Roman" w:cs="B Nazanin"/>
+                <w:b/>
+                <w:bCs/>
+                <w:sz w:val="18"/>
+                <w:szCs w:val="18"/>
+              </w:rPr>
+              <w:t>}</w:t>
+            </w:r>
           </w:p>
         </w:tc>
         <w:tc>
@@ -8499,6 +8537,36 @@
                 <w:rtl/>
               </w:rPr>
             </w:pPr>
+            <w:r>
+              <w:rPr>
+                <w:rFonts w:ascii="Times New Roman" w:eastAsia="Batang" w:hAnsi="Times New Roman" w:cs="B Nazanin"/>
+                <w:b/>
+                <w:bCs/>
+                <w:sz w:val="18"/>
+                <w:szCs w:val="18"/>
+              </w:rPr>
+              <w:t>{consult_fee_per_person</w:t>
+            </w:r>
+            <w:r>
+              <w:rPr>
+                <w:rFonts w:ascii="Times New Roman" w:eastAsia="Batang" w:hAnsi="Times New Roman" w:cs="B Nazanin"/>
+                <w:b/>
+                <w:bCs/>
+                <w:sz w:val="18"/>
+                <w:szCs w:val="18"/>
+              </w:rPr>
+              <w:t>2</w:t>
+            </w:r>
+            <w:r>
+              <w:rPr>
+                <w:rFonts w:ascii="Times New Roman" w:eastAsia="Batang" w:hAnsi="Times New Roman" w:cs="B Nazanin"/>
+                <w:b/>
+                <w:bCs/>
+                <w:sz w:val="18"/>
+                <w:szCs w:val="18"/>
+              </w:rPr>
+              <w:t>}</w:t>
+            </w:r>
           </w:p>
         </w:tc>
         <w:tc>
@@ -8690,6 +8758,38 @@
                 <w:rtl/>
               </w:rPr>
             </w:pPr>
+            <w:r>
+              <w:rPr>
+                <w:rFonts w:ascii="Times New Roman" w:eastAsia="Batang" w:hAnsi="Times New Roman" w:cs="B Nazanin"/>
+                <w:b/>
+                <w:bCs/>
+                <w:sz w:val="18"/>
+                <w:szCs w:val="18"/>
+              </w:rPr>
+              <w:t>{</w:t>
+            </w:r>
+            <w:proofErr w:type="spellStart"/>
+            <w:r>
+              <w:rPr>
+                <w:rFonts w:ascii="Times New Roman" w:eastAsia="Batang" w:hAnsi="Times New Roman" w:cs="B Nazanin"/>
+                <w:b/>
+                <w:bCs/>
+                <w:sz w:val="18"/>
+                <w:szCs w:val="18"/>
+              </w:rPr>
+              <w:t>total_exam_fee</w:t>
+            </w:r>
+            <w:proofErr w:type="spellEnd"/>
+            <w:r>
+              <w:rPr>
+                <w:rFonts w:ascii="Times New Roman" w:eastAsia="Batang" w:hAnsi="Times New Roman" w:cs="B Nazanin"/>
+                <w:b/>
+                <w:bCs/>
+                <w:sz w:val="18"/>
+                <w:szCs w:val="18"/>
+              </w:rPr>
+              <w:t>}</w:t>
+            </w:r>
           </w:p>
         </w:tc>
         <w:tc>
@@ -8869,6 +8969,38 @@
                 <w:rtl/>
               </w:rPr>
             </w:pPr>
+            <w:r>
+              <w:rPr>
+                <w:rFonts w:ascii="Times New Roman" w:eastAsia="Batang" w:hAnsi="Times New Roman" w:cs="B Nazanin"/>
+                <w:b/>
+                <w:bCs/>
+                <w:sz w:val="18"/>
+                <w:szCs w:val="18"/>
+              </w:rPr>
+              <w:t>{</w:t>
+            </w:r>
+            <w:proofErr w:type="spellStart"/>
+            <w:r>
+              <w:rPr>
+                <w:rFonts w:ascii="Times New Roman" w:eastAsia="Batang" w:hAnsi="Times New Roman" w:cs="B Nazanin"/>
+                <w:b/>
+                <w:bCs/>
+                <w:sz w:val="18"/>
+                <w:szCs w:val="18"/>
+              </w:rPr>
+              <w:t>total_tiered_cost</w:t>
+            </w:r>
+            <w:proofErr w:type="spellEnd"/>
+            <w:r>
+              <w:rPr>
+                <w:rFonts w:ascii="Times New Roman" w:eastAsia="Batang" w:hAnsi="Times New Roman" w:cs="B Nazanin"/>
+                <w:b/>
+                <w:bCs/>
+                <w:sz w:val="18"/>
+                <w:szCs w:val="18"/>
+              </w:rPr>
+              <w:t>}</w:t>
+            </w:r>
           </w:p>
         </w:tc>
         <w:tc>
@@ -9431,13 +9563,55 @@
       </w:r>
       <w:r>
         <w:rPr>
+          <w:rFonts w:cs="B Nazanin"/>
+          <w:b/>
+          <w:bCs/>
+          <w:sz w:val="20"/>
+          <w:szCs w:val="20"/>
+        </w:rPr>
+        <w:t>{</w:t>
+      </w:r>
+      <w:proofErr w:type="spellStart"/>
+      <w:r>
+        <w:rPr>
+          <w:rFonts w:cs="B Nazanin"/>
+          <w:b/>
+          <w:bCs/>
+          <w:sz w:val="20"/>
+          <w:szCs w:val="20"/>
+        </w:rPr>
+        <w:t>boss_name</w:t>
+      </w:r>
+      <w:proofErr w:type="spellEnd"/>
+      <w:r>
+        <w:rPr>
+          <w:rFonts w:cs="B Nazanin"/>
+          <w:b/>
+          <w:bCs/>
+          <w:sz w:val="20"/>
+          <w:szCs w:val="20"/>
+        </w:rPr>
+        <w:t>}</w:t>
+      </w:r>
+      <w:r>
+        <w:rPr>
+          <w:rFonts w:cs="B Nazanin"/>
+          <w:bCs/>
+          <w:sz w:val="20"/>
+          <w:szCs w:val="20"/>
+        </w:rPr>
+        <w:t xml:space="preserve"> </w:t>
+      </w:r>
+      <w:r>
+        <w:rPr>
           <w:rFonts w:cs="B Nazanin" w:hint="cs"/>
-          <w:bCs/>
-          <w:sz w:val="20"/>
-          <w:szCs w:val="20"/>
-          <w:rtl/>
-        </w:rPr>
-        <w:t>..........................</w:t>
+          <w:b/>
+          <w:bCs/>
+          <w:sz w:val="20"/>
+          <w:szCs w:val="20"/>
+          <w:rtl/>
+        </w:rPr>
+        <w:t xml:space="preserve"> </w:t>
       </w:r>
       <w:r>
         <w:rPr>
@@ -9447,12 +9621,93 @@
           <w:szCs w:val="20"/>
           <w:rtl/>
         </w:rPr>
-        <w:t>(رئیس مرکز آموزش فنی و حرفه ای شهرستان............................ ) بعنوان نماينده تام الاختیار اداره کل آموزش فنی و حرفه ای استان گلستان  و مجری قرارداد که ذیل این تفاهمنامه با امضاء آن مسئولیت اجرا را بعهده میگیرد تعیین میگردد و آقا/ خانم  ...................</w:t>
+        <w:t>(رئیس مرکز آموزش فنی و حرفه ای شهرستان</w:t>
       </w:r>
       <w:r>
         <w:rPr>
           <w:rFonts w:cs="B Nazanin" w:hint="cs"/>
-          <w:bCs/>
+          <w:b/>
+          <w:sz w:val="20"/>
+          <w:szCs w:val="20"/>
+          <w:rtl/>
+        </w:rPr>
+        <w:t xml:space="preserve"> </w:t>
+      </w:r>
+      <w:r>
+        <w:rPr>
+          <w:rFonts w:cs="B Nazanin"/>
+          <w:b/>
+          <w:sz w:val="20"/>
+          <w:szCs w:val="20"/>
+        </w:rPr>
+        <w:t>{</w:t>
+      </w:r>
+      <w:proofErr w:type="spellStart"/>
+      <w:r>
+        <w:rPr>
+          <w:rFonts w:cs="B Nazanin"/>
+          <w:b/>
+          <w:sz w:val="20"/>
+          <w:szCs w:val="20"/>
+        </w:rPr>
+        <w:t>center_name</w:t>
+      </w:r>
+      <w:proofErr w:type="spellEnd"/>
+      <w:r>
+        <w:rPr>
+          <w:rFonts w:cs="B Nazanin"/>
+          <w:b/>
+          <w:sz w:val="20"/>
+          <w:szCs w:val="20"/>
+        </w:rPr>
+        <w:t>}</w:t>
+      </w:r>
+      <w:r>
+        <w:rPr>
+          <w:rFonts w:cs="B Nazanin" w:hint="cs"/>
+          <w:b/>
+          <w:sz w:val="20"/>
+          <w:szCs w:val="20"/>
+          <w:rtl/>
+        </w:rPr>
+        <w:t xml:space="preserve"> ) بعنوان نماينده تام الاختیار اداره کل آموزش فنی و حرفه ای استان گلستان  و مجری قرارداد که ذیل این تفاهمنامه با امضاء آن مسئولیت اجرا را بعهده میگیرد تعیین میگردد و آقا/ خانم  </w:t>
+      </w:r>
+      <w:r>
+        <w:rPr>
+          <w:rFonts w:cs="B Nazanin"/>
+          <w:b/>
+          <w:bCs/>
+          <w:sz w:val="20"/>
+          <w:szCs w:val="20"/>
+        </w:rPr>
+        <w:t>{</w:t>
+      </w:r>
+      <w:proofErr w:type="spellStart"/>
+      <w:r>
+        <w:rPr>
+          <w:rFonts w:cs="B Nazanin"/>
+          <w:b/>
+          <w:bCs/>
+          <w:sz w:val="20"/>
+          <w:szCs w:val="20"/>
+        </w:rPr>
+        <w:t>mojri_rep</w:t>
+      </w:r>
+      <w:proofErr w:type="spellEnd"/>
+      <w:r>
+        <w:rPr>
+          <w:rFonts w:cs="B Nazanin"/>
+          <w:b/>
+          <w:bCs/>
+          <w:sz w:val="20"/>
+          <w:szCs w:val="20"/>
+        </w:rPr>
+        <w:t>}</w:t>
+      </w:r>
+      <w:r>
+        <w:rPr>
+          <w:rFonts w:cs="B Nazanin" w:hint="cs"/>
+          <w:b/>
           <w:sz w:val="20"/>
           <w:szCs w:val="20"/>
           <w:rtl/>
@@ -9642,13 +9897,672 @@
       </w:pPr>
       <w:r>
         <w:rPr>
-          <w:rFonts w:cs="B Nazanin" w:hint="cs"/>
-          <w:b/>
-          <w:sz w:val="20"/>
-          <w:szCs w:val="20"/>
-          <w:rtl/>
-        </w:rPr>
-        <w:t xml:space="preserve"> </w:t>
+          <w:rFonts w:cs="B Nazanin"/>
+          <w:b/>
+          <w:noProof/>
+          <w:sz w:val="20"/>
+          <w:szCs w:val="20"/>
+        </w:rPr>
+        <w:lastRenderedPageBreak/>
+        <mc:AlternateContent>
+          <mc:Choice Requires="wps">
+            <w:drawing>
+              <wp:anchor distT="45720" distB="45720" distL="114300" distR="114300" simplePos="0" relativeHeight="251659264" behindDoc="0" locked="0" layoutInCell="1" allowOverlap="1" wp14:anchorId="58F1FA8E" wp14:editId="5625F60C">
+                <wp:simplePos x="0" y="0"/>
+                <wp:positionH relativeFrom="margin">
+                  <wp:align>left</wp:align>
+                </wp:positionH>
+                <wp:positionV relativeFrom="paragraph">
+                  <wp:posOffset>0</wp:posOffset>
+                </wp:positionV>
+                <wp:extent cx="2360930" cy="1404620"/>
+                <wp:effectExtent l="0" t="0" r="26035" b="12700"/>
+                <wp:wrapSquare wrapText="bothSides"/>
+                <wp:docPr id="217" name="Text Box 2"/>
+                <wp:cNvGraphicFramePr>
+                  <a:graphicFrameLocks xmlns:a="http://schemas.openxmlformats.org/drawingml/2006/main"/>
+                </wp:cNvGraphicFramePr>
+                <a:graphic xmlns:a="http://schemas.openxmlformats.org/drawingml/2006/main">
+                  <a:graphicData uri="http://schemas.microsoft.com/office/word/2010/wordprocessingShape">
+                    <wps:wsp>
+                      <wps:cNvSpPr txBox="1">
+                        <a:spLocks noChangeArrowheads="1"/>
+                      </wps:cNvSpPr>
+                      <wps:spPr bwMode="auto">
+                        <a:xfrm>
+                          <a:off x="0" y="0"/>
+                          <a:ext cx="2360930" cy="1404620"/>
+                        </a:xfrm>
+                        <a:prstGeom prst="rect">
+                          <a:avLst/>
+                        </a:prstGeom>
+                        <a:solidFill>
+                          <a:srgbClr val="FFFFFF"/>
+                        </a:solidFill>
+                        <a:ln w="9525">
+                          <a:solidFill>
+                            <a:schemeClr val="bg1"/>
+                          </a:solidFill>
+                          <a:miter lim="800000"/>
+                          <a:headEnd/>
+                          <a:tailEnd/>
+                        </a:ln>
+                      </wps:spPr>
+                      <wps:txbx>
+                        <w:txbxContent>
+                          <w:p>
+                            <w:pPr>
+                              <w:jc w:val="center"/>
+                              <w:rPr>
+                                <w:rFonts w:cs="B Nazanin"/>
+                                <w:bCs/>
+                                <w:sz w:val="24"/>
+                                <w:szCs w:val="24"/>
+                                <w:rtl/>
+                              </w:rPr>
+                            </w:pPr>
+                            <w:r>
+                              <w:rPr>
+                                <w:rFonts w:cs="B Nazanin" w:hint="cs"/>
+                                <w:bCs/>
+                                <w:sz w:val="24"/>
+                                <w:szCs w:val="24"/>
+                                <w:rtl/>
+                              </w:rPr>
+                              <w:t>طرف دوم</w:t>
+                            </w:r>
+                          </w:p>
+                          <w:p>
+                            <w:pPr>
+                              <w:jc w:val="center"/>
+                              <w:rPr>
+                                <w:rFonts w:cs="B Nazanin"/>
+                                <w:bCs/>
+                                <w:sz w:val="28"/>
+                                <w:szCs w:val="28"/>
+                                <w:rtl/>
+                              </w:rPr>
+                            </w:pPr>
+                            <w:r>
+                              <w:rPr>
+                                <w:rFonts w:cs="B Nazanin" w:hint="cs"/>
+                                <w:bCs/>
+                                <w:sz w:val="24"/>
+                                <w:szCs w:val="24"/>
+                                <w:rtl/>
+                              </w:rPr>
+                              <w:t>حمزه کرایلو</w:t>
+                            </w:r>
+                          </w:p>
+                          <w:p>
+                            <w:pPr>
+                              <w:jc w:val="center"/>
+                              <w:rPr>
+                                <w:rFonts w:cs="B Nazanin"/>
+                                <w:bCs/>
+                                <w:sz w:val="28"/>
+                                <w:szCs w:val="28"/>
+                              </w:rPr>
+                            </w:pPr>
+                            <w:r>
+                              <w:rPr>
+                                <w:rFonts w:cs="B Nazanin" w:hint="cs"/>
+                                <w:bCs/>
+                                <w:sz w:val="24"/>
+                                <w:szCs w:val="24"/>
+                                <w:rtl/>
+                              </w:rPr>
+                              <w:t>مدیرکل آموزش فنی و حرفه ای استان گلستان</w:t>
+                            </w:r>
+                          </w:p>
+                        </w:txbxContent>
+                      </wps:txbx>
+                      <wps:bodyPr rot="0" vert="horz" wrap="square" lIns="91440" tIns="45720" rIns="91440" bIns="45720" anchor="t" anchorCtr="0">
+                        <a:spAutoFit/>
+                      </wps:bodyPr>
+                    </wps:wsp>
+                  </a:graphicData>
+                </a:graphic>
+                <wp14:sizeRelH relativeFrom="margin">
+                  <wp14:pctWidth>40000</wp14:pctWidth>
+                </wp14:sizeRelH>
+                <wp14:sizeRelV relativeFrom="margin">
+                  <wp14:pctHeight>20000</wp14:pctHeight>
+                </wp14:sizeRelV>
+              </wp:anchor>
+            </w:drawing>
+          </mc:Choice>
+          <mc:Fallback>
+            <w:pict>
+              <v:shapetype w14:anchorId="58F1FA8E" id="_x0000_t202" coordsize="21600,21600" o:spt="202" path="m,l,21600r21600,l21600,xe">
+                <v:stroke joinstyle="miter"/>
+                <v:path gradientshapeok="t" o:connecttype="rect"/>
+              </v:shapetype>
+              <v:shape id="Text Box 2" o:spid="_x0000_s1026" type="#_x0000_t202" style="position:absolute;left:0;text-align:left;margin-left:0;margin-top:0;width:185.9pt;height:110.6pt;z-index:251659264;visibility:visible;mso-wrap-style:square;mso-width-percent:400;mso-height-percent:200;mso-wrap-distance-left:9pt;mso-wrap-distance-top:3.6pt;mso-wrap-distance-right:9pt;mso-wrap-distance-bottom:3.6pt;mso-position-horizontal:left;mso-position-horizontal-relative:margin;mso-position-vertical:absolute;mso-position-vertical-relative:text;mso-width-percent:400;mso-height-percent:200;mso-width-relative:margin;mso-height-relative:margin;v-text-anchor:top" o:gfxdata="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" strokecolor="white [3212]">
+                <v:textbox style="mso-fit-shape-to-text:t">
+                  <w:txbxContent>
+                    <w:p>
+                      <w:pPr>
+                        <w:jc w:val="center"/>
+                        <w:rPr>
+                          <w:rFonts w:cs="B Nazanin"/>
+                          <w:bCs/>
+                          <w:sz w:val="24"/>
+                          <w:szCs w:val="24"/>
+                          <w:rtl/>
+                        </w:rPr>
+                      </w:pPr>
+                      <w:r>
+                        <w:rPr>
+                          <w:rFonts w:cs="B Nazanin" w:hint="cs"/>
+                          <w:bCs/>
+                          <w:sz w:val="24"/>
+                          <w:szCs w:val="24"/>
+                          <w:rtl/>
+                        </w:rPr>
+                        <w:t>طرف دوم</w:t>
+                      </w:r>
+                    </w:p>
+                    <w:p>
+                      <w:pPr>
+                        <w:jc w:val="center"/>
+                        <w:rPr>
+                          <w:rFonts w:cs="B Nazanin"/>
+                          <w:bCs/>
+                          <w:sz w:val="28"/>
+                          <w:szCs w:val="28"/>
+                          <w:rtl/>
+                        </w:rPr>
+                      </w:pPr>
+                      <w:r>
+                        <w:rPr>
+                          <w:rFonts w:cs="B Nazanin" w:hint="cs"/>
+                          <w:bCs/>
+                          <w:sz w:val="24"/>
+                          <w:szCs w:val="24"/>
+                          <w:rtl/>
+                        </w:rPr>
+                        <w:t>حمزه کرایلو</w:t>
+                      </w:r>
+                    </w:p>
+                    <w:p>
+                      <w:pPr>
+                        <w:jc w:val="center"/>
+                        <w:rPr>
+                          <w:rFonts w:cs="B Nazanin"/>
+                          <w:bCs/>
+                          <w:sz w:val="28"/>
+                          <w:szCs w:val="28"/>
+                        </w:rPr>
+                      </w:pPr>
+                      <w:r>
+                        <w:rPr>
+                          <w:rFonts w:cs="B Nazanin" w:hint="cs"/>
+                          <w:bCs/>
+                          <w:sz w:val="24"/>
+                          <w:szCs w:val="24"/>
+                          <w:rtl/>
+                        </w:rPr>
+                        <w:t>مدیرکل آموزش فنی و حرفه ای استان گلستان</w:t>
+                      </w:r>
+                    </w:p>
+                  </w:txbxContent>
+                </v:textbox>
+                <w10:wrap type="square" anchorx="margin"/>
+              </v:shape>
+            </w:pict>
+          </mc:Fallback>
+        </mc:AlternateContent>
+      </w:r>
+      <w:r>
+        <w:rPr>
+          <w:rFonts w:cs="B Nazanin"/>
+          <w:b/>
+          <w:noProof/>
+          <w:sz w:val="20"/>
+          <w:szCs w:val="20"/>
+        </w:rPr>
+        <mc:AlternateContent>
+          <mc:Choice Requires="wps">
+            <w:drawing>
+              <wp:anchor distT="45720" distB="45720" distL="114300" distR="114300" simplePos="0" relativeHeight="251663360" behindDoc="0" locked="0" layoutInCell="1" allowOverlap="1" wp14:anchorId="45AAB44C" wp14:editId="40D393BD">
+                <wp:simplePos x="0" y="0"/>
+                <wp:positionH relativeFrom="page">
+                  <wp:align>right</wp:align>
+                </wp:positionH>
+                <wp:positionV relativeFrom="paragraph">
+                  <wp:posOffset>-509915</wp:posOffset>
+                </wp:positionV>
+                <wp:extent cx="2360930" cy="1404620"/>
+                <wp:effectExtent l="0" t="0" r="26035" b="18415"/>
+                <wp:wrapSquare wrapText="bothSides"/>
+                <wp:docPr id="2" name="Text Box 2"/>
+                <wp:cNvGraphicFramePr>
+                  <a:graphicFrameLocks xmlns:a="http://schemas.openxmlformats.org/drawingml/2006/main"/>
+                </wp:cNvGraphicFramePr>
+                <a:graphic xmlns:a="http://schemas.openxmlformats.org/drawingml/2006/main">
+                  <a:graphicData uri="http://schemas.microsoft.com/office/word/2010/wordprocessingShape">
+                    <wps:wsp>
+                      <wps:cNvSpPr txBox="1">
+                        <a:spLocks noChangeArrowheads="1"/>
+                      </wps:cNvSpPr>
+                      <wps:spPr bwMode="auto">
+                        <a:xfrm>
+                          <a:off x="0" y="0"/>
+                          <a:ext cx="2360930" cy="1404620"/>
+                        </a:xfrm>
+                        <a:prstGeom prst="rect">
+                          <a:avLst/>
+                        </a:prstGeom>
+                        <a:solidFill>
+                          <a:srgbClr val="FFFFFF"/>
+                        </a:solidFill>
+                        <a:ln w="9525">
+                          <a:solidFill>
+                            <a:schemeClr val="bg1"/>
+                          </a:solidFill>
+                          <a:miter lim="800000"/>
+                          <a:headEnd/>
+                          <a:tailEnd/>
+                        </a:ln>
+                      </wps:spPr>
+                      <wps:txbx>
+                        <w:txbxContent>
+                          <w:p>
+                            <w:pPr>
+                              <w:jc w:val="center"/>
+                              <w:rPr>
+                                <w:rFonts w:cs="B Nazanin"/>
+                                <w:bCs/>
+                                <w:sz w:val="24"/>
+                                <w:szCs w:val="24"/>
+                                <w:rtl/>
+                              </w:rPr>
+                            </w:pPr>
+                            <w:r>
+                              <w:rPr>
+                                <w:rFonts w:cs="B Nazanin" w:hint="cs"/>
+                                <w:bCs/>
+                                <w:sz w:val="24"/>
+                                <w:szCs w:val="24"/>
+                                <w:rtl/>
+                              </w:rPr>
+                              <w:t xml:space="preserve">طرف </w:t>
+                            </w:r>
+                            <w:r>
+                              <w:rPr>
+                                <w:rFonts w:cs="B Nazanin" w:hint="cs"/>
+                                <w:bCs/>
+                                <w:sz w:val="24"/>
+                                <w:szCs w:val="24"/>
+                                <w:rtl/>
+                              </w:rPr>
+                              <w:t>اول</w:t>
+                            </w:r>
+                          </w:p>
+                          <w:p>
+                            <w:pPr>
+                              <w:jc w:val="center"/>
+                              <w:rPr>
+                                <w:rFonts w:cs="B Nazanin"/>
+                                <w:bCs/>
+                                <w:sz w:val="24"/>
+                                <w:szCs w:val="24"/>
+                                <w:rtl/>
+                              </w:rPr>
+                            </w:pPr>
+                            <w:r>
+                              <w:rPr>
+                                <w:rFonts w:cs="B Nazanin"/>
+                                <w:b/>
+                                <w:bCs/>
+                                <w:sz w:val="24"/>
+                                <w:szCs w:val="24"/>
+                              </w:rPr>
+                              <w:t>{</w:t>
+                            </w:r>
+                            <w:proofErr w:type="spellStart"/>
+                            <w:r>
+                              <w:rPr>
+                                <w:rFonts w:cs="B Nazanin"/>
+                                <w:b/>
+                                <w:bCs/>
+                                <w:sz w:val="24"/>
+                                <w:szCs w:val="24"/>
+                              </w:rPr>
+                              <w:t>mojri_rep</w:t>
+                            </w:r>
+                            <w:proofErr w:type="spellEnd"/>
+                            <w:r>
+                              <w:rPr>
+                                <w:rFonts w:cs="B Nazanin"/>
+                                <w:b/>
+                                <w:bCs/>
+                                <w:sz w:val="24"/>
+                                <w:szCs w:val="24"/>
+                              </w:rPr>
+                              <w:t>}</w:t>
+                            </w:r>
+                            <w:r>
+                              <w:rPr>
+                                <w:rFonts w:cs="B Nazanin"/>
+                                <w:bCs/>
+                                <w:sz w:val="24"/>
+                                <w:szCs w:val="24"/>
+                              </w:rPr>
+                              <w:t xml:space="preserve"> </w:t>
+                            </w:r>
+                          </w:p>
+                          <w:p>
+                            <w:pPr>
+                              <w:jc w:val="center"/>
+                              <w:rPr>
+                                <w:rFonts w:cs="B Nazanin" w:hint="cs"/>
+                                <w:bCs/>
+                                <w:sz w:val="24"/>
+                                <w:szCs w:val="24"/>
+                                <w:rtl/>
+                              </w:rPr>
+                            </w:pPr>
+                            <w:r>
+                              <w:rPr>
+                                <w:rFonts w:cs="B Nazanin"/>
+                                <w:b/>
+                                <w:bCs/>
+                                <w:sz w:val="24"/>
+                                <w:szCs w:val="24"/>
+                              </w:rPr>
+                              <w:t>{</w:t>
+                            </w:r>
+                            <w:proofErr w:type="spellStart"/>
+                            <w:r>
+                              <w:rPr>
+                                <w:rFonts w:cs="B Nazanin"/>
+                                <w:b/>
+                                <w:bCs/>
+                                <w:sz w:val="24"/>
+                                <w:szCs w:val="24"/>
+                              </w:rPr>
+                              <w:t>mojri_</w:t>
+                            </w:r>
+                            <w:proofErr w:type="gramStart"/>
+                            <w:r>
+                              <w:rPr>
+                                <w:rFonts w:cs="B Nazanin"/>
+                                <w:b/>
+                                <w:bCs/>
+                                <w:sz w:val="24"/>
+                                <w:szCs w:val="24"/>
+                              </w:rPr>
+                              <w:t>title</w:t>
+                            </w:r>
+                            <w:proofErr w:type="spellEnd"/>
+                            <w:r>
+                              <w:rPr>
+                                <w:rFonts w:cs="B Nazanin"/>
+                                <w:b/>
+                                <w:bCs/>
+                                <w:sz w:val="24"/>
+                                <w:szCs w:val="24"/>
+                              </w:rPr>
+                              <w:t>}</w:t>
+                            </w:r>
+                            <w:r>
+                              <w:rPr>
+                                <w:rFonts w:cs="B Nazanin" w:hint="cs"/>
+                                <w:bCs/>
+                                <w:sz w:val="24"/>
+                                <w:szCs w:val="24"/>
+                                <w:rtl/>
+                              </w:rPr>
+                              <w:t xml:space="preserve">  </w:t>
+                            </w:r>
+                            <w:r>
+                              <w:rPr>
+                                <w:rFonts w:cs="B Nazanin"/>
+                                <w:b/>
+                                <w:bCs/>
+                                <w:sz w:val="24"/>
+                                <w:szCs w:val="24"/>
+                              </w:rPr>
+                              <w:t>{</w:t>
+                            </w:r>
+                            <w:proofErr w:type="spellStart"/>
+                            <w:proofErr w:type="gramEnd"/>
+                            <w:r>
+                              <w:rPr>
+                                <w:rFonts w:cs="B Nazanin"/>
+                                <w:b/>
+                                <w:bCs/>
+                                <w:sz w:val="24"/>
+                                <w:szCs w:val="24"/>
+                              </w:rPr>
+                              <w:t>mojri_name</w:t>
+                            </w:r>
+                            <w:proofErr w:type="spellEnd"/>
+                            <w:r>
+                              <w:rPr>
+                                <w:rFonts w:cs="B Nazanin"/>
+                                <w:b/>
+                                <w:bCs/>
+                                <w:sz w:val="24"/>
+                                <w:szCs w:val="24"/>
+                              </w:rPr>
+                              <w:t>}</w:t>
+                            </w:r>
+                          </w:p>
+                        </w:txbxContent>
+                      </wps:txbx>
+                      <wps:bodyPr rot="0" vert="horz" wrap="square" lIns="91440" tIns="45720" rIns="91440" bIns="45720" anchor="t" anchorCtr="0">
+                        <a:spAutoFit/>
+                      </wps:bodyPr>
+                    </wps:wsp>
+                  </a:graphicData>
+                </a:graphic>
+                <wp14:sizeRelH relativeFrom="margin">
+                  <wp14:pctWidth>40000</wp14:pctWidth>
+                </wp14:sizeRelH>
+                <wp14:sizeRelV relativeFrom="margin">
+                  <wp14:pctHeight>20000</wp14:pctHeight>
+                </wp14:sizeRelV>
+              </wp:anchor>
+            </w:drawing>
+          </mc:Choice>
+          <mc:Fallback>
+            <w:pict>
+              <v:shape w14:anchorId="45AAB44C" id="_x0000_s1027" type="#_x0000_t202" style="position:absolute;left:0;text-align:left;margin-left:134.7pt;margin-top:-40.15pt;width:185.9pt;height:110.6pt;z-index:251663360;visibility:visible;mso-wrap-style:square;mso-width-percent:400;mso-height-percent:200;mso-wrap-distance-left:9pt;mso-wrap-distance-top:3.6pt;mso-wrap-distance-right:9pt;mso-wrap-distance-bottom:3.6pt;mso-position-horizontal:right;mso-position-horizontal-relative:page;mso-position-vertical:absolute;mso-position-vertical-relative:text;mso-width-percent:400;mso-height-percent:200;mso-width-relative:margin;mso-height-relative:margin;v-text-anchor:top" o:gfxdata="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" strokecolor="white [3212]">
+                <v:textbox style="mso-fit-shape-to-text:t">
+                  <w:txbxContent>
+                    <w:p>
+                      <w:pPr>
+                        <w:jc w:val="center"/>
+                        <w:rPr>
+                          <w:rFonts w:cs="B Nazanin"/>
+                          <w:bCs/>
+                          <w:sz w:val="24"/>
+                          <w:szCs w:val="24"/>
+                          <w:rtl/>
+                        </w:rPr>
+                      </w:pPr>
+                      <w:r>
+                        <w:rPr>
+                          <w:rFonts w:cs="B Nazanin" w:hint="cs"/>
+                          <w:bCs/>
+                          <w:sz w:val="24"/>
+                          <w:szCs w:val="24"/>
+                          <w:rtl/>
+                        </w:rPr>
+                        <w:t xml:space="preserve">طرف </w:t>
+                      </w:r>
+                      <w:r>
+                        <w:rPr>
+                          <w:rFonts w:cs="B Nazanin" w:hint="cs"/>
+                          <w:bCs/>
+                          <w:sz w:val="24"/>
+                          <w:szCs w:val="24"/>
+                          <w:rtl/>
+                        </w:rPr>
+                        <w:t>اول</w:t>
+                      </w:r>
+                    </w:p>
+                    <w:p>
+                      <w:pPr>
+                        <w:jc w:val="center"/>
+                        <w:rPr>
+                          <w:rFonts w:cs="B Nazanin"/>
+                          <w:bCs/>
+                          <w:sz w:val="24"/>
+                          <w:szCs w:val="24"/>
+                          <w:rtl/>
+                        </w:rPr>
+                      </w:pPr>
+                      <w:r>
+                        <w:rPr>
+                          <w:rFonts w:cs="B Nazanin"/>
+                          <w:b/>
+                          <w:bCs/>
+                          <w:sz w:val="24"/>
+                          <w:szCs w:val="24"/>
+                        </w:rPr>
+                        <w:t>{</w:t>
+                      </w:r>
+                      <w:proofErr w:type="spellStart"/>
+                      <w:r>
+                        <w:rPr>
+                          <w:rFonts w:cs="B Nazanin"/>
+                          <w:b/>
+                          <w:bCs/>
+                          <w:sz w:val="24"/>
+                          <w:szCs w:val="24"/>
+                        </w:rPr>
+                        <w:t>mojri_rep</w:t>
+                      </w:r>
+                      <w:proofErr w:type="spellEnd"/>
+                      <w:r>
+                        <w:rPr>
+                          <w:rFonts w:cs="B Nazanin"/>
+                          <w:b/>
+                          <w:bCs/>
+                          <w:sz w:val="24"/>
+                          <w:szCs w:val="24"/>
+                        </w:rPr>
+                        <w:t>}</w:t>
+                      </w:r>
+                      <w:r>
+                        <w:rPr>
+                          <w:rFonts w:cs="B Nazanin"/>
+                          <w:bCs/>
+                          <w:sz w:val="24"/>
+                          <w:szCs w:val="24"/>
+                        </w:rPr>
+                        <w:t xml:space="preserve"> </w:t>
+                      </w:r>
+                    </w:p>
+                    <w:p>
+                      <w:pPr>
+                        <w:jc w:val="center"/>
+                        <w:rPr>
+                          <w:rFonts w:cs="B Nazanin" w:hint="cs"/>
+                          <w:bCs/>
+                          <w:sz w:val="24"/>
+                          <w:szCs w:val="24"/>
+                          <w:rtl/>
+                        </w:rPr>
+                      </w:pPr>
+                      <w:r>
+                        <w:rPr>
+                          <w:rFonts w:cs="B Nazanin"/>
+                          <w:b/>
+                          <w:bCs/>
+                          <w:sz w:val="24"/>
+                          <w:szCs w:val="24"/>
+                        </w:rPr>
+                        <w:t>{</w:t>
+                      </w:r>
+                      <w:proofErr w:type="spellStart"/>
+                      <w:r>
+                        <w:rPr>
+                          <w:rFonts w:cs="B Nazanin"/>
+                          <w:b/>
+                          <w:bCs/>
+                          <w:sz w:val="24"/>
+                          <w:szCs w:val="24"/>
+                        </w:rPr>
+                        <w:t>mojri_</w:t>
+                      </w:r>
+                      <w:proofErr w:type="gramStart"/>
+                      <w:r>
+                        <w:rPr>
+                          <w:rFonts w:cs="B Nazanin"/>
+                          <w:b/>
+                          <w:bCs/>
+                          <w:sz w:val="24"/>
+                          <w:szCs w:val="24"/>
+                        </w:rPr>
+                        <w:t>title</w:t>
+                      </w:r>
+                      <w:proofErr w:type="spellEnd"/>
+                      <w:r>
+                        <w:rPr>
+                          <w:rFonts w:cs="B Nazanin"/>
+                          <w:b/>
+                          <w:bCs/>
+                          <w:sz w:val="24"/>
+                          <w:szCs w:val="24"/>
+                        </w:rPr>
+                        <w:t>}</w:t>
+                      </w:r>
+                      <w:r>
+                        <w:rPr>
+                          <w:rFonts w:cs="B Nazanin" w:hint="cs"/>
+                          <w:bCs/>
+                          <w:sz w:val="24"/>
+                          <w:szCs w:val="24"/>
+                          <w:rtl/>
+                        </w:rPr>
+                        <w:t xml:space="preserve">  </w:t>
+                      </w:r>
+                      <w:r>
+                        <w:rPr>
+                          <w:rFonts w:cs="B Nazanin"/>
+                          <w:b/>
+                          <w:bCs/>
+                          <w:sz w:val="24"/>
+                          <w:szCs w:val="24"/>
+                        </w:rPr>
+                        <w:t>{</w:t>
+                      </w:r>
+                      <w:proofErr w:type="spellStart"/>
+                      <w:proofErr w:type="gramEnd"/>
+                      <w:r>
+                        <w:rPr>
+                          <w:rFonts w:cs="B Nazanin"/>
+                          <w:b/>
+                          <w:bCs/>
+                          <w:sz w:val="24"/>
+                          <w:szCs w:val="24"/>
+                        </w:rPr>
+                        <w:t>mojri_name</w:t>
+                      </w:r>
+                      <w:proofErr w:type="spellEnd"/>
+                      <w:r>
+                        <w:rPr>
+                          <w:rFonts w:cs="B Nazanin"/>
+                          <w:b/>
+                          <w:bCs/>
+                          <w:sz w:val="24"/>
+                          <w:szCs w:val="24"/>
+                        </w:rPr>
+                        <w:t>}</w:t>
+                      </w:r>
+                    </w:p>
+                  </w:txbxContent>
+                </v:textbox>
+                <w10:wrap type="square" anchorx="page"/>
+              </v:shape>
+            </w:pict>
+          </mc:Fallback>
+        </mc:AlternateContent>
       </w:r>
     </w:p>
     <w:p>
@@ -9656,148 +10570,10 @@
         <w:jc w:val="both"/>
         <w:rPr>
           <w:rFonts w:cs="B Nazanin"/>
-          <w:bCs/>
-          <w:sz w:val="20"/>
-          <w:szCs w:val="20"/>
-          <w:rtl/>
-        </w:rPr>
-      </w:pPr>
-      <w:r>
-        <w:rPr>
-          <w:rFonts w:cs="B Nazanin" w:hint="cs"/>
-          <w:bCs/>
-          <w:sz w:val="20"/>
-          <w:szCs w:val="20"/>
-          <w:rtl/>
-        </w:rPr>
-        <w:t xml:space="preserve">                                            طرف اول                                                                                                                                  طرف دوم</w:t>
-      </w:r>
-    </w:p>
-    <w:p>
-      <w:pPr>
-        <w:jc w:val="both"/>
-        <w:rPr>
-          <w:rFonts w:cs="B Nazanin"/>
-          <w:b/>
-          <w:sz w:val="20"/>
-          <w:szCs w:val="20"/>
-          <w:rtl/>
-        </w:rPr>
-      </w:pPr>
-      <w:r>
-        <w:rPr>
-          <w:rFonts w:cs="B Nazanin" w:hint="cs"/>
-          <w:b/>
-          <w:sz w:val="20"/>
-          <w:szCs w:val="20"/>
-          <w:rtl/>
-        </w:rPr>
-        <w:t xml:space="preserve">                                     </w:t>
-      </w:r>
-      <w:r>
-        <w:rPr>
-          <w:rFonts w:cs="B Nazanin" w:hint="cs"/>
-          <w:bCs/>
-          <w:sz w:val="20"/>
-          <w:szCs w:val="20"/>
-          <w:rtl/>
-        </w:rPr>
-        <w:t xml:space="preserve">    .........................</w:t>
-      </w:r>
-      <w:r>
-        <w:rPr>
-          <w:rFonts w:cs="B Nazanin" w:hint="cs"/>
-          <w:b/>
-          <w:sz w:val="20"/>
-          <w:szCs w:val="20"/>
-          <w:rtl/>
-        </w:rPr>
-        <w:t xml:space="preserve">                                                                                                                  حمزه کرایلو</w:t>
-      </w:r>
-    </w:p>
-    <w:p>
-      <w:pPr>
-        <w:jc w:val="both"/>
-        <w:rPr>
-          <w:rFonts w:cs="B Nazanin"/>
-          <w:b/>
-          <w:sz w:val="20"/>
-          <w:szCs w:val="20"/>
-          <w:rtl/>
-        </w:rPr>
-      </w:pPr>
-      <w:r>
-        <w:rPr>
-          <w:rFonts w:cs="B Nazanin" w:hint="cs"/>
-          <w:b/>
-          <w:bCs/>
-          <w:sz w:val="20"/>
-          <w:szCs w:val="20"/>
-          <w:rtl/>
-        </w:rPr>
-        <w:t xml:space="preserve">               .........................................................................</w:t>
-      </w:r>
-      <w:r>
-        <w:rPr>
-          <w:rFonts w:cs="B Nazanin"/>
-          <w:b/>
-          <w:bCs/>
-          <w:sz w:val="20"/>
-          <w:szCs w:val="20"/>
-          <w:rtl/>
-        </w:rPr>
-        <w:t xml:space="preserve"> </w:t>
-      </w:r>
-      <w:r>
-        <w:rPr>
-          <w:rFonts w:cs="B Nazanin" w:hint="cs"/>
-          <w:b/>
-          <w:bCs/>
-          <w:sz w:val="20"/>
-          <w:szCs w:val="20"/>
-          <w:rtl/>
-        </w:rPr>
-        <w:t xml:space="preserve">                                       </w:t>
-      </w:r>
-      <w:r>
-        <w:rPr>
-          <w:rFonts w:cs="B Nazanin" w:hint="cs"/>
-          <w:b/>
-          <w:sz w:val="20"/>
-          <w:szCs w:val="20"/>
-          <w:rtl/>
-        </w:rPr>
-        <w:t xml:space="preserve">             مدیرکل آموزش فنی و حرفه ای استان گلستان                               </w:t>
-      </w:r>
-    </w:p>
-    <w:p>
-      <w:pPr>
-        <w:jc w:val="both"/>
-        <w:rPr>
-          <w:rFonts w:cs="B Nazanin"/>
-          <w:sz w:val="20"/>
-          <w:szCs w:val="20"/>
-        </w:rPr>
-      </w:pPr>
-      <w:r>
-        <w:rPr>
-          <w:rFonts w:cs="B Nazanin" w:hint="cs"/>
-          <w:b/>
-          <w:sz w:val="20"/>
-          <w:szCs w:val="20"/>
-          <w:rtl/>
-        </w:rPr>
-        <w:lastRenderedPageBreak/>
-        <w:t xml:space="preserve">  </w:t>
-      </w:r>
-    </w:p>
-    <w:p>
-      <w:pPr>
-        <w:jc w:val="both"/>
-        <w:rPr>
-          <w:rFonts w:cs="B Nazanin"/>
-          <w:sz w:val="20"/>
-          <w:szCs w:val="20"/>
+          <w:b/>
+          <w:sz w:val="20"/>
+          <w:szCs w:val="20"/>
+          <w:rtl/>
         </w:rPr>
       </w:pPr>
     </w:p>
@@ -9806,25 +10582,19 @@
         <w:jc w:val="both"/>
         <w:rPr>
           <w:rFonts w:cs="B Nazanin"/>
-          <w:sz w:val="20"/>
-          <w:szCs w:val="20"/>
+          <w:b/>
+          <w:sz w:val="20"/>
+          <w:szCs w:val="20"/>
+          <w:rtl/>
         </w:rPr>
       </w:pPr>
-      <w:r>
-        <w:rPr>
-          <w:rFonts w:cs="B Nazanin" w:hint="cs"/>
-          <w:sz w:val="20"/>
-          <w:szCs w:val="20"/>
-          <w:rtl/>
-        </w:rPr>
-        <w:t xml:space="preserve">  ..................</w:t>
-      </w:r>
     </w:p>
     <w:p>
       <w:pPr>
         <w:jc w:val="both"/>
         <w:rPr>
-          <w:rFonts w:cs="B Nazanin"/>
+          <w:rFonts w:cs="B Nazanin" w:hint="cs"/>
+          <w:b/>
           <w:sz w:val="20"/>
           <w:szCs w:val="20"/>
           <w:rtl/>
@@ -9833,11 +10603,12 @@
       <w:r>
         <w:rPr>
           <w:rFonts w:cs="B Nazanin" w:hint="cs"/>
-          <w:sz w:val="20"/>
-          <w:szCs w:val="20"/>
-          <w:rtl/>
-        </w:rPr>
-        <w:t>رئیس مرکز و مجری</w:t>
+          <w:b/>
+          <w:sz w:val="20"/>
+          <w:szCs w:val="20"/>
+          <w:rtl/>
+        </w:rPr>
+        <w:t xml:space="preserve"> </w:t>
       </w:r>
     </w:p>
     <w:p>
@@ -9849,6 +10620,287 @@
           <w:szCs w:val="20"/>
         </w:rPr>
       </w:pPr>
+      <w:r>
+        <w:rPr>
+          <w:rFonts w:cs="B Nazanin" w:hint="cs"/>
+          <w:b/>
+          <w:sz w:val="20"/>
+          <w:szCs w:val="20"/>
+          <w:rtl/>
+        </w:rPr>
+        <w:t xml:space="preserve">  </w:t>
+      </w:r>
+    </w:p>
+    <w:p>
+      <w:pPr>
+        <w:jc w:val="both"/>
+        <w:rPr>
+          <w:rFonts w:cs="B Nazanin"/>
+          <w:sz w:val="20"/>
+          <w:szCs w:val="20"/>
+        </w:rPr>
+      </w:pPr>
+    </w:p>
+    <w:p>
+      <w:pPr>
+        <w:jc w:val="both"/>
+        <w:rPr>
+          <w:rFonts w:cs="B Nazanin"/>
+          <w:sz w:val="20"/>
+          <w:szCs w:val="20"/>
+        </w:rPr>
+      </w:pPr>
+      <w:r>
+        <w:rPr>
+          <w:rFonts w:cs="B Nazanin" w:hint="cs"/>
+          <w:sz w:val="20"/>
+          <w:szCs w:val="20"/>
+          <w:rtl/>
+        </w:rPr>
+        <w:t xml:space="preserve">  </w:t>
+      </w:r>
+    </w:p>
+    <w:p>
+      <w:pPr>
+        <w:jc w:val="both"/>
+        <w:rPr>
+          <w:rFonts w:cs="B Nazanin"/>
+          <w:sz w:val="20"/>
+          <w:szCs w:val="20"/>
+        </w:rPr>
+      </w:pPr>
+      <w:r>
+        <w:rPr>
+          <w:rFonts w:cs="B Nazanin"/>
+          <w:b/>
+          <w:noProof/>
+          <w:sz w:val="20"/>
+          <w:szCs w:val="20"/>
+        </w:rPr>
+        <mc:AlternateContent>
+          <mc:Choice Requires="wps">
+            <w:drawing>
+              <wp:anchor distT="45720" distB="45720" distL="114300" distR="114300" simplePos="0" relativeHeight="251661312" behindDoc="0" locked="0" layoutInCell="1" allowOverlap="1" wp14:anchorId="664E27ED" wp14:editId="5F5E9DEA">
+                <wp:simplePos x="0" y="0"/>
+                <wp:positionH relativeFrom="column">
+                  <wp:posOffset>2249805</wp:posOffset>
+                </wp:positionH>
+                <wp:positionV relativeFrom="paragraph">
+                  <wp:posOffset>46355</wp:posOffset>
+                </wp:positionV>
+                <wp:extent cx="2360930" cy="1404620"/>
+                <wp:effectExtent l="0" t="0" r="26035" b="12700"/>
+                <wp:wrapSquare wrapText="bothSides"/>
+                <wp:docPr id="1" name="Text Box 2"/>
+                <wp:cNvGraphicFramePr>
+                  <a:graphicFrameLocks xmlns:a="http://schemas.openxmlformats.org/drawingml/2006/main"/>
+                </wp:cNvGraphicFramePr>
+                <a:graphic xmlns:a="http://schemas.openxmlformats.org/drawingml/2006/main">
+                  <a:graphicData uri="http://schemas.microsoft.com/office/word/2010/wordprocessingShape">
+                    <wps:wsp>
+                      <wps:cNvSpPr txBox="1">
+                        <a:spLocks noChangeArrowheads="1"/>
+                      </wps:cNvSpPr>
+                      <wps:spPr bwMode="auto">
+                        <a:xfrm>
+                          <a:off x="0" y="0"/>
+                          <a:ext cx="2360930" cy="1404620"/>
+                        </a:xfrm>
+                        <a:prstGeom prst="rect">
+                          <a:avLst/>
+                        </a:prstGeom>
+                        <a:solidFill>
+                          <a:srgbClr val="FFFFFF"/>
+                        </a:solidFill>
+                        <a:ln w="9525">
+                          <a:solidFill>
+                            <a:schemeClr val="bg1"/>
+                          </a:solidFill>
+                          <a:miter lim="800000"/>
+                          <a:headEnd/>
+                          <a:tailEnd/>
+                        </a:ln>
+                      </wps:spPr>
+                      <wps:txbx>
+                        <w:txbxContent>
+                          <w:p>
+                            <w:pPr>
+                              <w:jc w:val="center"/>
+                              <w:rPr>
+                                <w:rFonts w:cs="B Nazanin"/>
+                                <w:bCs/>
+                                <w:sz w:val="24"/>
+                                <w:szCs w:val="24"/>
+                                <w:rtl/>
+                              </w:rPr>
+                            </w:pPr>
+                            <w:r>
+                              <w:rPr>
+                                <w:rFonts w:cs="B Nazanin"/>
+                                <w:b/>
+                                <w:bCs/>
+                                <w:sz w:val="24"/>
+                                <w:szCs w:val="24"/>
+                              </w:rPr>
+                              <w:t>{</w:t>
+                            </w:r>
+                            <w:proofErr w:type="spellStart"/>
+                            <w:r>
+                              <w:rPr>
+                                <w:rFonts w:cs="B Nazanin"/>
+                                <w:b/>
+                                <w:bCs/>
+                                <w:sz w:val="24"/>
+                                <w:szCs w:val="24"/>
+                              </w:rPr>
+                              <w:t>boss_name</w:t>
+                            </w:r>
+                            <w:proofErr w:type="spellEnd"/>
+                            <w:r>
+                              <w:rPr>
+                                <w:rFonts w:cs="B Nazanin"/>
+                                <w:b/>
+                                <w:bCs/>
+                                <w:sz w:val="24"/>
+                                <w:szCs w:val="24"/>
+                              </w:rPr>
+                              <w:t>}</w:t>
+                            </w:r>
+                            <w:r>
+                              <w:rPr>
+                                <w:rFonts w:cs="B Nazanin"/>
+                                <w:bCs/>
+                                <w:sz w:val="24"/>
+                                <w:szCs w:val="24"/>
+                              </w:rPr>
+                              <w:t xml:space="preserve"> </w:t>
+                            </w:r>
+                          </w:p>
+                          <w:p>
+                            <w:pPr>
+                              <w:jc w:val="center"/>
+                              <w:rPr>
+                                <w:rFonts w:cs="B Nazanin"/>
+                                <w:bCs/>
+                                <w:sz w:val="28"/>
+                                <w:szCs w:val="28"/>
+                              </w:rPr>
+                            </w:pPr>
+                            <w:r>
+                              <w:rPr>
+                                <w:rFonts w:cs="B Nazanin" w:hint="cs"/>
+                                <w:bCs/>
+                                <w:sz w:val="24"/>
+                                <w:szCs w:val="24"/>
+                                <w:rtl/>
+                              </w:rPr>
+                              <w:t>رئیس مرکز و مجری</w:t>
+                            </w:r>
+                          </w:p>
+                        </w:txbxContent>
+                      </wps:txbx>
+                      <wps:bodyPr rot="0" vert="horz" wrap="square" lIns="91440" tIns="45720" rIns="91440" bIns="45720" anchor="t" anchorCtr="0">
+                        <a:spAutoFit/>
+                      </wps:bodyPr>
+                    </wps:wsp>
+                  </a:graphicData>
+                </a:graphic>
+                <wp14:sizeRelH relativeFrom="margin">
+                  <wp14:pctWidth>40000</wp14:pctWidth>
+                </wp14:sizeRelH>
+                <wp14:sizeRelV relativeFrom="margin">
+                  <wp14:pctHeight>20000</wp14:pctHeight>
+                </wp14:sizeRelV>
+              </wp:anchor>
+            </w:drawing>
+          </mc:Choice>
+          <mc:Fallback>
+            <w:pict>
+              <v:shape w14:anchorId="664E27ED" id="_x0000_s1028" type="#_x0000_t202" style="position:absolute;left:0;text-align:left;margin-left:177.15pt;margin-top:3.65pt;width:185.9pt;height:110.6pt;z-index:251661312;visibility:visible;mso-wrap-style:square;mso-width-percent:400;mso-height-percent:200;mso-wrap-distance-left:9pt;mso-wrap-distance-top:3.6pt;mso-wrap-distance-right:9pt;mso-wrap-distance-bottom:3.6pt;mso-position-horizontal:absolute;mso-position-horizontal-relative:text;mso-position-vertical:absolute;mso-position-vertical-relative:text;mso-width-percent:400;mso-height-percent:200;mso-width-relative:margin;mso-height-relative:margin;v-text-anchor:top" o:gfxdata="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" strokecolor="white [3212]">
+                <v:textbox style="mso-fit-shape-to-text:t">
+                  <w:txbxContent>
+                    <w:p>
+                      <w:pPr>
+                        <w:jc w:val="center"/>
+                        <w:rPr>
+                          <w:rFonts w:cs="B Nazanin"/>
+                          <w:bCs/>
+                          <w:sz w:val="24"/>
+                          <w:szCs w:val="24"/>
+                          <w:rtl/>
+                        </w:rPr>
+                      </w:pPr>
+                      <w:r>
+                        <w:rPr>
+                          <w:rFonts w:cs="B Nazanin"/>
+                          <w:b/>
+                          <w:bCs/>
+                          <w:sz w:val="24"/>
+                          <w:szCs w:val="24"/>
+                        </w:rPr>
+                        <w:t>{</w:t>
+                      </w:r>
+                      <w:proofErr w:type="spellStart"/>
+                      <w:r>
+                        <w:rPr>
+                          <w:rFonts w:cs="B Nazanin"/>
+                          <w:b/>
+                          <w:bCs/>
+                          <w:sz w:val="24"/>
+                          <w:szCs w:val="24"/>
+                        </w:rPr>
+                        <w:t>boss_name</w:t>
+                      </w:r>
+                      <w:proofErr w:type="spellEnd"/>
+                      <w:r>
+                        <w:rPr>
+                          <w:rFonts w:cs="B Nazanin"/>
+                          <w:b/>
+                          <w:bCs/>
+                          <w:sz w:val="24"/>
+                          <w:szCs w:val="24"/>
+                        </w:rPr>
+                        <w:t>}</w:t>
+                      </w:r>
+                      <w:r>
+                        <w:rPr>
+                          <w:rFonts w:cs="B Nazanin"/>
+                          <w:bCs/>
+                          <w:sz w:val="24"/>
+                          <w:szCs w:val="24"/>
+                        </w:rPr>
+                        <w:t xml:space="preserve"> </w:t>
+                      </w:r>
+                    </w:p>
+                    <w:p>
+                      <w:pPr>
+                        <w:jc w:val="center"/>
+                        <w:rPr>
+                          <w:rFonts w:cs="B Nazanin"/>
+                          <w:bCs/>
+                          <w:sz w:val="28"/>
+                          <w:szCs w:val="28"/>
+                        </w:rPr>
+                      </w:pPr>
+                      <w:r>
+                        <w:rPr>
+                          <w:rFonts w:cs="B Nazanin" w:hint="cs"/>
+                          <w:bCs/>
+                          <w:sz w:val="24"/>
+                          <w:szCs w:val="24"/>
+                          <w:rtl/>
+                        </w:rPr>
+                        <w:t>رئیس مرکز و مجری</w:t>
+                      </w:r>
+                    </w:p>
+                  </w:txbxContent>
+                </v:textbox>
+                <w10:wrap type="square"/>
+              </v:shape>
+            </w:pict>
+          </mc:Fallback>
+        </mc:AlternateContent>
+      </w:r>
     </w:p>
     <w:sectPr>
       <w:headerReference w:type="default" r:id="rId7"/>

--- a/public/template.docx
+++ b/public/template.docx
@@ -7449,22 +7449,12 @@
               <w:right w:val="single" w:sz="4" w:space="0" w:color="auto"/>
             </w:tcBorders>
             <w:vAlign w:val="center"/>
-            <w:hideMark/>
           </w:tcPr>
           <w:p>
             <w:pPr>
               <w:bidi w:val="0"/>
               <w:jc w:val="center"/>
               <w:rPr>
-                <w:rFonts w:ascii="Arial" w:eastAsia="Times New Roman" w:hAnsi="Arial" w:cs="2  Nazanin"/>
-                <w:b/>
-                <w:bCs/>
-                <w:sz w:val="18"/>
-                <w:szCs w:val="18"/>
-              </w:rPr>
-            </w:pPr>
-            <w:r>
-              <w:rPr>
                 <w:rFonts w:ascii="Arial" w:eastAsia="Times New Roman" w:hAnsi="Arial" w:cs="2  Nazanin" w:hint="cs"/>
                 <w:b/>
                 <w:bCs/>
@@ -7472,7 +7462,17 @@
                 <w:szCs w:val="18"/>
                 <w:rtl/>
               </w:rPr>
-              <w:t>جمع هزینه ی یک نفر روز خدمات آموزشی(ریال)</w:t>
+            </w:pPr>
+            <w:r>
+              <w:rPr>
+                <w:rFonts w:ascii="Arial" w:eastAsia="Times New Roman" w:hAnsi="Arial" w:cs="2  Nazanin" w:hint="cs"/>
+                <w:b/>
+                <w:bCs/>
+                <w:sz w:val="18"/>
+                <w:szCs w:val="18"/>
+                <w:rtl/>
+              </w:rPr>
+              <w:t>جمع</w:t>
             </w:r>
           </w:p>
         </w:tc>
@@ -7561,16 +7561,6 @@
                 <w:szCs w:val="18"/>
               </w:rPr>
             </w:pPr>
-            <w:r>
-              <w:rPr>
-                <w:rFonts w:ascii="Arial" w:eastAsia="Times New Roman" w:hAnsi="Arial" w:cs="2  Nazanin"/>
-                <w:b/>
-                <w:bCs/>
-                <w:sz w:val="18"/>
-                <w:szCs w:val="18"/>
-              </w:rPr>
-              <w:t>{table1_total}</w:t>
-            </w:r>
           </w:p>
         </w:tc>
       </w:tr>
@@ -7593,6 +7583,17 @@
           </w:tcPr>
           <w:p>
             <w:pPr>
+              <w:bidi w:val="0"/>
+              <w:jc w:val="center"/>
+              <w:rPr>
+                <w:rFonts w:ascii="Arial" w:eastAsia="Times New Roman" w:hAnsi="Arial" w:cs="2  Nazanin"/>
+                <w:b/>
+                <w:bCs/>
+                <w:sz w:val="18"/>
+                <w:szCs w:val="18"/>
+              </w:rPr>
+            </w:pPr>
+            <w:r>
               <w:rPr>
                 <w:rFonts w:ascii="Arial" w:eastAsia="Times New Roman" w:hAnsi="Arial" w:cs="2  Nazanin" w:hint="cs"/>
                 <w:b/>
@@ -7601,49 +7602,7 @@
                 <w:szCs w:val="18"/>
                 <w:rtl/>
               </w:rPr>
-            </w:pPr>
-            <w:r>
-              <w:rPr>
-                <w:rFonts w:ascii="Arial" w:eastAsia="Times New Roman" w:hAnsi="Arial" w:cs="2  Nazanin"/>
-                <w:b/>
-                <w:bCs/>
-                <w:sz w:val="18"/>
-                <w:szCs w:val="18"/>
-                <w:rtl/>
-              </w:rPr>
-              <w:t>مبلغ کل قرارداد</w:t>
-            </w:r>
-            <w:r>
-              <w:rPr>
-                <w:rFonts w:ascii="Arial" w:eastAsia="Times New Roman" w:hAnsi="Arial" w:cs="2  Nazanin" w:hint="cs"/>
-                <w:b/>
-                <w:bCs/>
-                <w:sz w:val="18"/>
-                <w:szCs w:val="18"/>
-                <w:rtl/>
-              </w:rPr>
-              <w:t xml:space="preserve"> یک نفر در طول دوره</w:t>
-            </w:r>
-            <w:r>
-              <w:rPr>
-                <w:rFonts w:ascii="Arial" w:eastAsia="Times New Roman" w:hAnsi="Arial" w:cs="2  Nazanin"/>
-                <w:b/>
-                <w:bCs/>
-                <w:sz w:val="18"/>
-                <w:szCs w:val="18"/>
-                <w:rtl/>
-              </w:rPr>
-              <w:t xml:space="preserve"> ( بدون احتساب هزینه صدور گواهینامه )</w:t>
-            </w:r>
-            <w:r>
-              <w:rPr>
-                <w:rFonts w:ascii="Arial" w:eastAsia="Times New Roman" w:hAnsi="Arial" w:cs="2  Nazanin"/>
-                <w:b/>
-                <w:bCs/>
-                <w:sz w:val="18"/>
-                <w:szCs w:val="18"/>
-              </w:rPr>
-              <w:t>:</w:t>
+              <w:t>جمع هزینه ی یک نفر روز خدمات آموزشی(ریال)</w:t>
             </w:r>
           </w:p>
         </w:tc>
@@ -7678,27 +7637,7 @@
                 <w:sz w:val="18"/>
                 <w:szCs w:val="18"/>
               </w:rPr>
-              <w:t>{table</w:t>
-            </w:r>
-            <w:r>
-              <w:rPr>
-                <w:rFonts w:ascii="Arial" w:eastAsia="Times New Roman" w:hAnsi="Arial" w:cs="2  Nazanin"/>
-                <w:b/>
-                <w:bCs/>
-                <w:sz w:val="18"/>
-                <w:szCs w:val="18"/>
-              </w:rPr>
-              <w:t>2</w:t>
-            </w:r>
-            <w:r>
-              <w:rPr>
-                <w:rFonts w:ascii="Arial" w:eastAsia="Times New Roman" w:hAnsi="Arial" w:cs="2  Nazanin"/>
-                <w:b/>
-                <w:bCs/>
-                <w:sz w:val="18"/>
-                <w:szCs w:val="18"/>
-              </w:rPr>
-              <w:t>_total}</w:t>
+              <w:t>{table1_total}</w:t>
             </w:r>
           </w:p>
         </w:tc>
@@ -8150,27 +8089,43 @@
           </w:tcPr>
           <w:p>
             <w:pPr>
-              <w:spacing w:after="0" w:line="240" w:lineRule="auto"/>
-              <w:jc w:val="center"/>
-              <w:rPr>
-                <w:rFonts w:ascii="Times New Roman" w:eastAsia="Times New Roman" w:hAnsi="Times New Roman" w:cs="B Nazanin" w:hint="cs"/>
-                <w:bCs/>
-                <w:sz w:val="18"/>
-                <w:szCs w:val="18"/>
-              </w:rPr>
-            </w:pPr>
-            <w:r>
-              <w:rPr>
-                <w:rFonts w:ascii="Times New Roman" w:eastAsia="Times New Roman" w:hAnsi="Times New Roman" w:cs="B Nazanin"/>
-                <w:b/>
-                <w:bCs/>
-                <w:sz w:val="18"/>
-                <w:szCs w:val="18"/>
-              </w:rPr>
-              <w:t>{table2_total}</w:t>
-            </w:r>
-            <w:bookmarkStart w:id="0" w:name="_GoBack"/>
-            <w:bookmarkEnd w:id="0"/>
+              <w:jc w:val="both"/>
+              <w:rPr>
+                <w:rFonts w:cs="B Nazanin"/>
+                <w:bCs/>
+                <w:sz w:val="16"/>
+                <w:szCs w:val="16"/>
+              </w:rPr>
+            </w:pPr>
+            <w:r>
+              <w:rPr>
+                <w:rFonts w:cs="B Nazanin"/>
+                <w:bCs/>
+                <w:sz w:val="16"/>
+                <w:szCs w:val="16"/>
+              </w:rPr>
+              <w:t>{</w:t>
+            </w:r>
+            <w:proofErr w:type="spellStart"/>
+            <w:r>
+              <w:rPr>
+                <w:rFonts w:cs="B Nazanin"/>
+                <w:bCs/>
+                <w:sz w:val="16"/>
+                <w:szCs w:val="16"/>
+              </w:rPr>
+              <w:t>total_course_amount</w:t>
+            </w:r>
+            <w:proofErr w:type="spellEnd"/>
+            <w:r>
+              <w:rPr>
+                <w:rFonts w:cs="B Nazanin"/>
+                <w:bCs/>
+                <w:sz w:val="16"/>
+                <w:szCs w:val="16"/>
+              </w:rPr>
+              <w:t>}</w:t>
+            </w:r>
           </w:p>
         </w:tc>
         <w:tc>
@@ -8347,7 +8302,19 @@
                 <w:sz w:val="18"/>
                 <w:szCs w:val="18"/>
               </w:rPr>
-              <w:t>{reg_fee_per_person</w:t>
+              <w:t>{reg_fee</w:t>
+            </w:r>
+            <w:bookmarkStart w:id="0" w:name="_GoBack"/>
+            <w:bookmarkEnd w:id="0"/>
+            <w:r>
+              <w:rPr>
+                <w:rFonts w:ascii="Times New Roman" w:eastAsia="Batang" w:hAnsi="Times New Roman" w:cs="B Nazanin"/>
+                <w:b/>
+                <w:bCs/>
+                <w:sz w:val="18"/>
+                <w:szCs w:val="18"/>
+              </w:rPr>
+              <w:t>_per_person</w:t>
             </w:r>
             <w:r>
               <w:rPr>
@@ -9895,6 +9862,54 @@
           <w:rtl/>
         </w:rPr>
       </w:pPr>
+    </w:p>
+    <w:p>
+      <w:pPr>
+        <w:jc w:val="both"/>
+        <w:rPr>
+          <w:rFonts w:cs="B Nazanin"/>
+          <w:b/>
+          <w:sz w:val="20"/>
+          <w:szCs w:val="20"/>
+          <w:rtl/>
+        </w:rPr>
+      </w:pPr>
+    </w:p>
+    <w:p>
+      <w:pPr>
+        <w:jc w:val="both"/>
+        <w:rPr>
+          <w:rFonts w:cs="B Nazanin"/>
+          <w:b/>
+          <w:sz w:val="20"/>
+          <w:szCs w:val="20"/>
+          <w:rtl/>
+        </w:rPr>
+      </w:pPr>
+    </w:p>
+    <w:p>
+      <w:pPr>
+        <w:jc w:val="both"/>
+        <w:rPr>
+          <w:rFonts w:cs="B Nazanin"/>
+          <w:b/>
+          <w:sz w:val="20"/>
+          <w:szCs w:val="20"/>
+          <w:rtl/>
+        </w:rPr>
+      </w:pPr>
+    </w:p>
+    <w:p>
+      <w:pPr>
+        <w:jc w:val="both"/>
+        <w:rPr>
+          <w:rFonts w:cs="B Nazanin"/>
+          <w:b/>
+          <w:sz w:val="20"/>
+          <w:szCs w:val="20"/>
+          <w:rtl/>
+        </w:rPr>
+      </w:pPr>
       <w:r>
         <w:rPr>
           <w:rFonts w:cs="B Nazanin"/>
@@ -9903,11 +9918,444 @@
           <w:sz w:val="20"/>
           <w:szCs w:val="20"/>
         </w:rPr>
-        <w:lastRenderedPageBreak/>
         <mc:AlternateContent>
           <mc:Choice Requires="wps">
             <w:drawing>
-              <wp:anchor distT="45720" distB="45720" distL="114300" distR="114300" simplePos="0" relativeHeight="251659264" behindDoc="0" locked="0" layoutInCell="1" allowOverlap="1" wp14:anchorId="58F1FA8E" wp14:editId="5625F60C">
+              <wp:anchor distT="45720" distB="45720" distL="114300" distR="114300" simplePos="0" relativeHeight="251663360" behindDoc="0" locked="0" layoutInCell="1" allowOverlap="1" wp14:anchorId="24DC9F8D" wp14:editId="3EE1AF3A">
+                <wp:simplePos x="0" y="0"/>
+                <wp:positionH relativeFrom="page">
+                  <wp:align>right</wp:align>
+                </wp:positionH>
+                <wp:positionV relativeFrom="paragraph">
+                  <wp:posOffset>4445</wp:posOffset>
+                </wp:positionV>
+                <wp:extent cx="2360930" cy="1404620"/>
+                <wp:effectExtent l="0" t="0" r="26035" b="18415"/>
+                <wp:wrapSquare wrapText="bothSides"/>
+                <wp:docPr id="2" name="Text Box 2"/>
+                <wp:cNvGraphicFramePr>
+                  <a:graphicFrameLocks xmlns:a="http://schemas.openxmlformats.org/drawingml/2006/main"/>
+                </wp:cNvGraphicFramePr>
+                <a:graphic xmlns:a="http://schemas.openxmlformats.org/drawingml/2006/main">
+                  <a:graphicData uri="http://schemas.microsoft.com/office/word/2010/wordprocessingShape">
+                    <wps:wsp>
+                      <wps:cNvSpPr txBox="1">
+                        <a:spLocks noChangeArrowheads="1"/>
+                      </wps:cNvSpPr>
+                      <wps:spPr bwMode="auto">
+                        <a:xfrm>
+                          <a:off x="0" y="0"/>
+                          <a:ext cx="2360930" cy="1404620"/>
+                        </a:xfrm>
+                        <a:prstGeom prst="rect">
+                          <a:avLst/>
+                        </a:prstGeom>
+                        <a:solidFill>
+                          <a:srgbClr val="FFFFFF"/>
+                        </a:solidFill>
+                        <a:ln w="9525">
+                          <a:solidFill>
+                            <a:schemeClr val="bg1"/>
+                          </a:solidFill>
+                          <a:miter lim="800000"/>
+                          <a:headEnd/>
+                          <a:tailEnd/>
+                        </a:ln>
+                      </wps:spPr>
+                      <wps:txbx>
+                        <w:txbxContent>
+                          <w:p>
+                            <w:pPr>
+                              <w:jc w:val="center"/>
+                              <w:rPr>
+                                <w:rFonts w:cs="B Nazanin"/>
+                                <w:bCs/>
+                                <w:sz w:val="24"/>
+                                <w:szCs w:val="24"/>
+                                <w:rtl/>
+                              </w:rPr>
+                            </w:pPr>
+                            <w:r>
+                              <w:rPr>
+                                <w:rFonts w:cs="B Nazanin" w:hint="cs"/>
+                                <w:bCs/>
+                                <w:sz w:val="24"/>
+                                <w:szCs w:val="24"/>
+                                <w:rtl/>
+                              </w:rPr>
+                              <w:t>طرف اول</w:t>
+                            </w:r>
+                          </w:p>
+                          <w:p>
+                            <w:pPr>
+                              <w:jc w:val="center"/>
+                              <w:rPr>
+                                <w:rFonts w:cs="B Nazanin"/>
+                                <w:bCs/>
+                                <w:sz w:val="24"/>
+                                <w:szCs w:val="24"/>
+                                <w:rtl/>
+                              </w:rPr>
+                            </w:pPr>
+                            <w:r>
+                              <w:rPr>
+                                <w:rFonts w:cs="B Nazanin"/>
+                                <w:b/>
+                                <w:bCs/>
+                                <w:sz w:val="24"/>
+                                <w:szCs w:val="24"/>
+                              </w:rPr>
+                              <w:t>{</w:t>
+                            </w:r>
+                            <w:proofErr w:type="spellStart"/>
+                            <w:r>
+                              <w:rPr>
+                                <w:rFonts w:cs="B Nazanin"/>
+                                <w:b/>
+                                <w:bCs/>
+                                <w:sz w:val="24"/>
+                                <w:szCs w:val="24"/>
+                              </w:rPr>
+                              <w:t>mojri_rep</w:t>
+                            </w:r>
+                            <w:proofErr w:type="spellEnd"/>
+                            <w:r>
+                              <w:rPr>
+                                <w:rFonts w:cs="B Nazanin"/>
+                                <w:b/>
+                                <w:bCs/>
+                                <w:sz w:val="24"/>
+                                <w:szCs w:val="24"/>
+                              </w:rPr>
+                              <w:t>}</w:t>
+                            </w:r>
+                            <w:r>
+                              <w:rPr>
+                                <w:rFonts w:cs="B Nazanin"/>
+                                <w:bCs/>
+                                <w:sz w:val="24"/>
+                                <w:szCs w:val="24"/>
+                              </w:rPr>
+                              <w:t xml:space="preserve"> </w:t>
+                            </w:r>
+                          </w:p>
+                          <w:p>
+                            <w:pPr>
+                              <w:jc w:val="center"/>
+                              <w:rPr>
+                                <w:rFonts w:cs="B Nazanin"/>
+                                <w:bCs/>
+                                <w:sz w:val="24"/>
+                                <w:szCs w:val="24"/>
+                                <w:rtl/>
+                              </w:rPr>
+                            </w:pPr>
+                            <w:r>
+                              <w:rPr>
+                                <w:rFonts w:cs="B Nazanin"/>
+                                <w:b/>
+                                <w:bCs/>
+                                <w:sz w:val="24"/>
+                                <w:szCs w:val="24"/>
+                              </w:rPr>
+                              <w:t>{</w:t>
+                            </w:r>
+                            <w:proofErr w:type="spellStart"/>
+                            <w:r>
+                              <w:rPr>
+                                <w:rFonts w:cs="B Nazanin"/>
+                                <w:b/>
+                                <w:bCs/>
+                                <w:sz w:val="24"/>
+                                <w:szCs w:val="24"/>
+                              </w:rPr>
+                              <w:t>mojri_</w:t>
+                            </w:r>
+                            <w:proofErr w:type="gramStart"/>
+                            <w:r>
+                              <w:rPr>
+                                <w:rFonts w:cs="B Nazanin"/>
+                                <w:b/>
+                                <w:bCs/>
+                                <w:sz w:val="24"/>
+                                <w:szCs w:val="24"/>
+                              </w:rPr>
+                              <w:t>title</w:t>
+                            </w:r>
+                            <w:proofErr w:type="spellEnd"/>
+                            <w:r>
+                              <w:rPr>
+                                <w:rFonts w:cs="B Nazanin"/>
+                                <w:b/>
+                                <w:bCs/>
+                                <w:sz w:val="24"/>
+                                <w:szCs w:val="24"/>
+                              </w:rPr>
+                              <w:t>}</w:t>
+                            </w:r>
+                            <w:r>
+                              <w:rPr>
+                                <w:rFonts w:cs="B Nazanin" w:hint="cs"/>
+                                <w:bCs/>
+                                <w:sz w:val="24"/>
+                                <w:szCs w:val="24"/>
+                                <w:rtl/>
+                              </w:rPr>
+                              <w:t xml:space="preserve">  </w:t>
+                            </w:r>
+                            <w:r>
+                              <w:rPr>
+                                <w:rFonts w:cs="B Nazanin"/>
+                                <w:b/>
+                                <w:bCs/>
+                                <w:sz w:val="24"/>
+                                <w:szCs w:val="24"/>
+                              </w:rPr>
+                              <w:t>{</w:t>
+                            </w:r>
+                            <w:proofErr w:type="spellStart"/>
+                            <w:proofErr w:type="gramEnd"/>
+                            <w:r>
+                              <w:rPr>
+                                <w:rFonts w:cs="B Nazanin"/>
+                                <w:b/>
+                                <w:bCs/>
+                                <w:sz w:val="24"/>
+                                <w:szCs w:val="24"/>
+                              </w:rPr>
+                              <w:t>mojri_name</w:t>
+                            </w:r>
+                            <w:proofErr w:type="spellEnd"/>
+                            <w:r>
+                              <w:rPr>
+                                <w:rFonts w:cs="B Nazanin"/>
+                                <w:b/>
+                                <w:bCs/>
+                                <w:sz w:val="24"/>
+                                <w:szCs w:val="24"/>
+                              </w:rPr>
+                              <w:t>}</w:t>
+                            </w:r>
+                          </w:p>
+                        </w:txbxContent>
+                      </wps:txbx>
+                      <wps:bodyPr rot="0" vert="horz" wrap="square" lIns="91440" tIns="45720" rIns="91440" bIns="45720" anchor="t" anchorCtr="0">
+                        <a:spAutoFit/>
+                      </wps:bodyPr>
+                    </wps:wsp>
+                  </a:graphicData>
+                </a:graphic>
+                <wp14:sizeRelH relativeFrom="margin">
+                  <wp14:pctWidth>40000</wp14:pctWidth>
+                </wp14:sizeRelH>
+                <wp14:sizeRelV relativeFrom="margin">
+                  <wp14:pctHeight>20000</wp14:pctHeight>
+                </wp14:sizeRelV>
+              </wp:anchor>
+            </w:drawing>
+          </mc:Choice>
+          <mc:Fallback>
+            <w:pict>
+              <v:shapetype w14:anchorId="24DC9F8D" id="_x0000_t202" coordsize="21600,21600" o:spt="202" path="m,l,21600r21600,l21600,xe">
+                <v:stroke joinstyle="miter"/>
+                <v:path gradientshapeok="t" o:connecttype="rect"/>
+              </v:shapetype>
+              <v:shape id="Text Box 2" o:spid="_x0000_s1026" type="#_x0000_t202" style="position:absolute;left:0;text-align:left;margin-left:134.7pt;margin-top:.35pt;width:185.9pt;height:110.6pt;z-index:251663360;visibility:visible;mso-wrap-style:square;mso-width-percent:400;mso-height-percent:200;mso-wrap-distance-left:9pt;mso-wrap-distance-top:3.6pt;mso-wrap-distance-right:9pt;mso-wrap-distance-bottom:3.6pt;mso-position-horizontal:right;mso-position-horizontal-relative:page;mso-position-vertical:absolute;mso-position-vertical-relative:text;mso-width-percent:400;mso-height-percent:200;mso-width-relative:margin;mso-height-relative:margin;v-text-anchor:top" o:gfxdata="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" strokecolor="white [3212]">
+                <v:textbox style="mso-fit-shape-to-text:t">
+                  <w:txbxContent>
+                    <w:p>
+                      <w:pPr>
+                        <w:jc w:val="center"/>
+                        <w:rPr>
+                          <w:rFonts w:cs="B Nazanin"/>
+                          <w:bCs/>
+                          <w:sz w:val="24"/>
+                          <w:szCs w:val="24"/>
+                          <w:rtl/>
+                        </w:rPr>
+                      </w:pPr>
+                      <w:r>
+                        <w:rPr>
+                          <w:rFonts w:cs="B Nazanin" w:hint="cs"/>
+                          <w:bCs/>
+                          <w:sz w:val="24"/>
+                          <w:szCs w:val="24"/>
+                          <w:rtl/>
+                        </w:rPr>
+                        <w:t>طرف اول</w:t>
+                      </w:r>
+                    </w:p>
+                    <w:p>
+                      <w:pPr>
+                        <w:jc w:val="center"/>
+                        <w:rPr>
+                          <w:rFonts w:cs="B Nazanin"/>
+                          <w:bCs/>
+                          <w:sz w:val="24"/>
+                          <w:szCs w:val="24"/>
+                          <w:rtl/>
+                        </w:rPr>
+                      </w:pPr>
+                      <w:r>
+                        <w:rPr>
+                          <w:rFonts w:cs="B Nazanin"/>
+                          <w:b/>
+                          <w:bCs/>
+                          <w:sz w:val="24"/>
+                          <w:szCs w:val="24"/>
+                        </w:rPr>
+                        <w:t>{</w:t>
+                      </w:r>
+                      <w:proofErr w:type="spellStart"/>
+                      <w:r>
+                        <w:rPr>
+                          <w:rFonts w:cs="B Nazanin"/>
+                          <w:b/>
+                          <w:bCs/>
+                          <w:sz w:val="24"/>
+                          <w:szCs w:val="24"/>
+                        </w:rPr>
+                        <w:t>mojri_rep</w:t>
+                      </w:r>
+                      <w:proofErr w:type="spellEnd"/>
+                      <w:r>
+                        <w:rPr>
+                          <w:rFonts w:cs="B Nazanin"/>
+                          <w:b/>
+                          <w:bCs/>
+                          <w:sz w:val="24"/>
+                          <w:szCs w:val="24"/>
+                        </w:rPr>
+                        <w:t>}</w:t>
+                      </w:r>
+                      <w:r>
+                        <w:rPr>
+                          <w:rFonts w:cs="B Nazanin"/>
+                          <w:bCs/>
+                          <w:sz w:val="24"/>
+                          <w:szCs w:val="24"/>
+                        </w:rPr>
+                        <w:t xml:space="preserve"> </w:t>
+                      </w:r>
+                    </w:p>
+                    <w:p>
+                      <w:pPr>
+                        <w:jc w:val="center"/>
+                        <w:rPr>
+                          <w:rFonts w:cs="B Nazanin"/>
+                          <w:bCs/>
+                          <w:sz w:val="24"/>
+                          <w:szCs w:val="24"/>
+                          <w:rtl/>
+                        </w:rPr>
+                      </w:pPr>
+                      <w:r>
+                        <w:rPr>
+                          <w:rFonts w:cs="B Nazanin"/>
+                          <w:b/>
+                          <w:bCs/>
+                          <w:sz w:val="24"/>
+                          <w:szCs w:val="24"/>
+                        </w:rPr>
+                        <w:t>{</w:t>
+                      </w:r>
+                      <w:proofErr w:type="spellStart"/>
+                      <w:r>
+                        <w:rPr>
+                          <w:rFonts w:cs="B Nazanin"/>
+                          <w:b/>
+                          <w:bCs/>
+                          <w:sz w:val="24"/>
+                          <w:szCs w:val="24"/>
+                        </w:rPr>
+                        <w:t>mojri_</w:t>
+                      </w:r>
+                      <w:proofErr w:type="gramStart"/>
+                      <w:r>
+                        <w:rPr>
+                          <w:rFonts w:cs="B Nazanin"/>
+                          <w:b/>
+                          <w:bCs/>
+                          <w:sz w:val="24"/>
+                          <w:szCs w:val="24"/>
+                        </w:rPr>
+                        <w:t>title</w:t>
+                      </w:r>
+                      <w:proofErr w:type="spellEnd"/>
+                      <w:r>
+                        <w:rPr>
+                          <w:rFonts w:cs="B Nazanin"/>
+                          <w:b/>
+                          <w:bCs/>
+                          <w:sz w:val="24"/>
+                          <w:szCs w:val="24"/>
+                        </w:rPr>
+                        <w:t>}</w:t>
+                      </w:r>
+                      <w:r>
+                        <w:rPr>
+                          <w:rFonts w:cs="B Nazanin" w:hint="cs"/>
+                          <w:bCs/>
+                          <w:sz w:val="24"/>
+                          <w:szCs w:val="24"/>
+                          <w:rtl/>
+                        </w:rPr>
+                        <w:t xml:space="preserve">  </w:t>
+                      </w:r>
+                      <w:r>
+                        <w:rPr>
+                          <w:rFonts w:cs="B Nazanin"/>
+                          <w:b/>
+                          <w:bCs/>
+                          <w:sz w:val="24"/>
+                          <w:szCs w:val="24"/>
+                        </w:rPr>
+                        <w:t>{</w:t>
+                      </w:r>
+                      <w:proofErr w:type="spellStart"/>
+                      <w:proofErr w:type="gramEnd"/>
+                      <w:r>
+                        <w:rPr>
+                          <w:rFonts w:cs="B Nazanin"/>
+                          <w:b/>
+                          <w:bCs/>
+                          <w:sz w:val="24"/>
+                          <w:szCs w:val="24"/>
+                        </w:rPr>
+                        <w:t>mojri_name</w:t>
+                      </w:r>
+                      <w:proofErr w:type="spellEnd"/>
+                      <w:r>
+                        <w:rPr>
+                          <w:rFonts w:cs="B Nazanin"/>
+                          <w:b/>
+                          <w:bCs/>
+                          <w:sz w:val="24"/>
+                          <w:szCs w:val="24"/>
+                        </w:rPr>
+                        <w:t>}</w:t>
+                      </w:r>
+                    </w:p>
+                  </w:txbxContent>
+                </v:textbox>
+                <w10:wrap type="square" anchorx="page"/>
+              </v:shape>
+            </w:pict>
+          </mc:Fallback>
+        </mc:AlternateContent>
+      </w:r>
+      <w:r>
+        <w:rPr>
+          <w:rFonts w:cs="B Nazanin"/>
+          <w:b/>
+          <w:noProof/>
+          <w:sz w:val="20"/>
+          <w:szCs w:val="20"/>
+        </w:rPr>
+        <mc:AlternateContent>
+          <mc:Choice Requires="wps">
+            <w:drawing>
+              <wp:anchor distT="45720" distB="45720" distL="114300" distR="114300" simplePos="0" relativeHeight="251659264" behindDoc="0" locked="0" layoutInCell="1" allowOverlap="1" wp14:anchorId="7FF2274F" wp14:editId="07DAFC49">
                 <wp:simplePos x="0" y="0"/>
                 <wp:positionH relativeFrom="margin">
                   <wp:align>left</wp:align>
@@ -10034,11 +10482,7 @@
           </mc:Choice>
           <mc:Fallback>
             <w:pict>
-              <v:shapetype w14:anchorId="58F1FA8E" id="_x0000_t202" coordsize="21600,21600" o:spt="202" path="m,l,21600r21600,l21600,xe">
-                <v:stroke joinstyle="miter"/>
-                <v:path gradientshapeok="t" o:connecttype="rect"/>
-              </v:shapetype>
-              <v:shape id="Text Box 2" o:spid="_x0000_s1026" type="#_x0000_t202" style="position:absolute;left:0;text-align:left;margin-left:0;margin-top:0;width:185.9pt;height:110.6pt;z-index:251659264;visibility:visible;mso-wrap-style:square;mso-width-percent:400;mso-height-percent:200;mso-wrap-distance-left:9pt;mso-wrap-distance-top:3.6pt;mso-wrap-distance-right:9pt;mso-wrap-distance-bottom:3.6pt;mso-position-horizontal:left;mso-position-horizontal-relative:margin;mso-position-vertical:absolute;mso-position-vertical-relative:text;mso-width-percent:400;mso-height-percent:200;mso-width-relative:margin;mso-height-relative:margin;v-text-anchor:top" o:gfxdata="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" strokecolor="white [3212]">
+              <v:shape w14:anchorId="7FF2274F" id="_x0000_s1027" type="#_x0000_t202" style="position:absolute;left:0;text-align:left;margin-left:0;margin-top:0;width:185.9pt;height:110.6pt;z-index:251659264;visibility:visible;mso-wrap-style:square;mso-width-percent:400;mso-height-percent:200;mso-wrap-distance-left:9pt;mso-wrap-distance-top:3.6pt;mso-wrap-distance-right:9pt;mso-wrap-distance-bottom:3.6pt;mso-position-horizontal:left;mso-position-horizontal-relative:margin;mso-position-vertical:absolute;mso-position-vertical-relative:text;mso-width-percent:400;mso-height-percent:200;mso-width-relative:margin;mso-height-relative:margin;v-text-anchor:top" o:gfxdata="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" strokecolor="white [3212]">
                 <v:textbox style="mso-fit-shape-to-text:t">
                   <w:txbxContent>
                     <w:p>
@@ -10114,456 +10558,6 @@
           </mc:Fallback>
         </mc:AlternateContent>
       </w:r>
-      <w:r>
-        <w:rPr>
-          <w:rFonts w:cs="B Nazanin"/>
-          <w:b/>
-          <w:noProof/>
-          <w:sz w:val="20"/>
-          <w:szCs w:val="20"/>
-        </w:rPr>
-        <mc:AlternateContent>
-          <mc:Choice Requires="wps">
-            <w:drawing>
-              <wp:anchor distT="45720" distB="45720" distL="114300" distR="114300" simplePos="0" relativeHeight="251663360" behindDoc="0" locked="0" layoutInCell="1" allowOverlap="1" wp14:anchorId="45AAB44C" wp14:editId="40D393BD">
-                <wp:simplePos x="0" y="0"/>
-                <wp:positionH relativeFrom="page">
-                  <wp:align>right</wp:align>
-                </wp:positionH>
-                <wp:positionV relativeFrom="paragraph">
-                  <wp:posOffset>-509915</wp:posOffset>
-                </wp:positionV>
-                <wp:extent cx="2360930" cy="1404620"/>
-                <wp:effectExtent l="0" t="0" r="26035" b="18415"/>
-                <wp:wrapSquare wrapText="bothSides"/>
-                <wp:docPr id="2" name="Text Box 2"/>
-                <wp:cNvGraphicFramePr>
-                  <a:graphicFrameLocks xmlns:a="http://schemas.openxmlformats.org/drawingml/2006/main"/>
-                </wp:cNvGraphicFramePr>
-                <a:graphic xmlns:a="http://schemas.openxmlformats.org/drawingml/2006/main">
-                  <a:graphicData uri="http://schemas.microsoft.com/office/word/2010/wordprocessingShape">
-                    <wps:wsp>
-                      <wps:cNvSpPr txBox="1">
-                        <a:spLocks noChangeArrowheads="1"/>
-                      </wps:cNvSpPr>
-                      <wps:spPr bwMode="auto">
-                        <a:xfrm>
-                          <a:off x="0" y="0"/>
-                          <a:ext cx="2360930" cy="1404620"/>
-                        </a:xfrm>
-                        <a:prstGeom prst="rect">
-                          <a:avLst/>
-                        </a:prstGeom>
-                        <a:solidFill>
-                          <a:srgbClr val="FFFFFF"/>
-                        </a:solidFill>
-                        <a:ln w="9525">
-                          <a:solidFill>
-                            <a:schemeClr val="bg1"/>
-                          </a:solidFill>
-                          <a:miter lim="800000"/>
-                          <a:headEnd/>
-                          <a:tailEnd/>
-                        </a:ln>
-                      </wps:spPr>
-                      <wps:txbx>
-                        <w:txbxContent>
-                          <w:p>
-                            <w:pPr>
-                              <w:jc w:val="center"/>
-                              <w:rPr>
-                                <w:rFonts w:cs="B Nazanin"/>
-                                <w:bCs/>
-                                <w:sz w:val="24"/>
-                                <w:szCs w:val="24"/>
-                                <w:rtl/>
-                              </w:rPr>
-                            </w:pPr>
-                            <w:r>
-                              <w:rPr>
-                                <w:rFonts w:cs="B Nazanin" w:hint="cs"/>
-                                <w:bCs/>
-                                <w:sz w:val="24"/>
-                                <w:szCs w:val="24"/>
-                                <w:rtl/>
-                              </w:rPr>
-                              <w:t xml:space="preserve">طرف </w:t>
-                            </w:r>
-                            <w:r>
-                              <w:rPr>
-                                <w:rFonts w:cs="B Nazanin" w:hint="cs"/>
-                                <w:bCs/>
-                                <w:sz w:val="24"/>
-                                <w:szCs w:val="24"/>
-                                <w:rtl/>
-                              </w:rPr>
-                              <w:t>اول</w:t>
-                            </w:r>
-                          </w:p>
-                          <w:p>
-                            <w:pPr>
-                              <w:jc w:val="center"/>
-                              <w:rPr>
-                                <w:rFonts w:cs="B Nazanin"/>
-                                <w:bCs/>
-                                <w:sz w:val="24"/>
-                                <w:szCs w:val="24"/>
-                                <w:rtl/>
-                              </w:rPr>
-                            </w:pPr>
-                            <w:r>
-                              <w:rPr>
-                                <w:rFonts w:cs="B Nazanin"/>
-                                <w:b/>
-                                <w:bCs/>
-                                <w:sz w:val="24"/>
-                                <w:szCs w:val="24"/>
-                              </w:rPr>
-                              <w:t>{</w:t>
-                            </w:r>
-                            <w:proofErr w:type="spellStart"/>
-                            <w:r>
-                              <w:rPr>
-                                <w:rFonts w:cs="B Nazanin"/>
-                                <w:b/>
-                                <w:bCs/>
-                                <w:sz w:val="24"/>
-                                <w:szCs w:val="24"/>
-                              </w:rPr>
-                              <w:t>mojri_rep</w:t>
-                            </w:r>
-                            <w:proofErr w:type="spellEnd"/>
-                            <w:r>
-                              <w:rPr>
-                                <w:rFonts w:cs="B Nazanin"/>
-                                <w:b/>
-                                <w:bCs/>
-                                <w:sz w:val="24"/>
-                                <w:szCs w:val="24"/>
-                              </w:rPr>
-                              <w:t>}</w:t>
-                            </w:r>
-                            <w:r>
-                              <w:rPr>
-                                <w:rFonts w:cs="B Nazanin"/>
-                                <w:bCs/>
-                                <w:sz w:val="24"/>
-                                <w:szCs w:val="24"/>
-                              </w:rPr>
-                              <w:t xml:space="preserve"> </w:t>
-                            </w:r>
-                          </w:p>
-                          <w:p>
-                            <w:pPr>
-                              <w:jc w:val="center"/>
-                              <w:rPr>
-                                <w:rFonts w:cs="B Nazanin" w:hint="cs"/>
-                                <w:bCs/>
-                                <w:sz w:val="24"/>
-                                <w:szCs w:val="24"/>
-                                <w:rtl/>
-                              </w:rPr>
-                            </w:pPr>
-                            <w:r>
-                              <w:rPr>
-                                <w:rFonts w:cs="B Nazanin"/>
-                                <w:b/>
-                                <w:bCs/>
-                                <w:sz w:val="24"/>
-                                <w:szCs w:val="24"/>
-                              </w:rPr>
-                              <w:t>{</w:t>
-                            </w:r>
-                            <w:proofErr w:type="spellStart"/>
-                            <w:r>
-                              <w:rPr>
-                                <w:rFonts w:cs="B Nazanin"/>
-                                <w:b/>
-                                <w:bCs/>
-                                <w:sz w:val="24"/>
-                                <w:szCs w:val="24"/>
-                              </w:rPr>
-                              <w:t>mojri_</w:t>
-                            </w:r>
-                            <w:proofErr w:type="gramStart"/>
-                            <w:r>
-                              <w:rPr>
-                                <w:rFonts w:cs="B Nazanin"/>
-                                <w:b/>
-                                <w:bCs/>
-                                <w:sz w:val="24"/>
-                                <w:szCs w:val="24"/>
-                              </w:rPr>
-                              <w:t>title</w:t>
-                            </w:r>
-                            <w:proofErr w:type="spellEnd"/>
-                            <w:r>
-                              <w:rPr>
-                                <w:rFonts w:cs="B Nazanin"/>
-                                <w:b/>
-                                <w:bCs/>
-                                <w:sz w:val="24"/>
-                                <w:szCs w:val="24"/>
-                              </w:rPr>
-                              <w:t>}</w:t>
-                            </w:r>
-                            <w:r>
-                              <w:rPr>
-                                <w:rFonts w:cs="B Nazanin" w:hint="cs"/>
-                                <w:bCs/>
-                                <w:sz w:val="24"/>
-                                <w:szCs w:val="24"/>
-                                <w:rtl/>
-                              </w:rPr>
-                              <w:t xml:space="preserve">  </w:t>
-                            </w:r>
-                            <w:r>
-                              <w:rPr>
-                                <w:rFonts w:cs="B Nazanin"/>
-                                <w:b/>
-                                <w:bCs/>
-                                <w:sz w:val="24"/>
-                                <w:szCs w:val="24"/>
-                              </w:rPr>
-                              <w:t>{</w:t>
-                            </w:r>
-                            <w:proofErr w:type="spellStart"/>
-                            <w:proofErr w:type="gramEnd"/>
-                            <w:r>
-                              <w:rPr>
-                                <w:rFonts w:cs="B Nazanin"/>
-                                <w:b/>
-                                <w:bCs/>
-                                <w:sz w:val="24"/>
-                                <w:szCs w:val="24"/>
-                              </w:rPr>
-                              <w:t>mojri_name</w:t>
-                            </w:r>
-                            <w:proofErr w:type="spellEnd"/>
-                            <w:r>
-                              <w:rPr>
-                                <w:rFonts w:cs="B Nazanin"/>
-                                <w:b/>
-                                <w:bCs/>
-                                <w:sz w:val="24"/>
-                                <w:szCs w:val="24"/>
-                              </w:rPr>
-                              <w:t>}</w:t>
-                            </w:r>
-                          </w:p>
-                        </w:txbxContent>
-                      </wps:txbx>
-                      <wps:bodyPr rot="0" vert="horz" wrap="square" lIns="91440" tIns="45720" rIns="91440" bIns="45720" anchor="t" anchorCtr="0">
-                        <a:spAutoFit/>
-                      </wps:bodyPr>
-                    </wps:wsp>
-                  </a:graphicData>
-                </a:graphic>
-                <wp14:sizeRelH relativeFrom="margin">
-                  <wp14:pctWidth>40000</wp14:pctWidth>
-                </wp14:sizeRelH>
-                <wp14:sizeRelV relativeFrom="margin">
-                  <wp14:pctHeight>20000</wp14:pctHeight>
-                </wp14:sizeRelV>
-              </wp:anchor>
-            </w:drawing>
-          </mc:Choice>
-          <mc:Fallback>
-            <w:pict>
-              <v:shape w14:anchorId="45AAB44C" id="_x0000_s1027" type="#_x0000_t202" style="position:absolute;left:0;text-align:left;margin-left:134.7pt;margin-top:-40.15pt;width:185.9pt;height:110.6pt;z-index:251663360;visibility:visible;mso-wrap-style:square;mso-width-percent:400;mso-height-percent:200;mso-wrap-distance-left:9pt;mso-wrap-distance-top:3.6pt;mso-wrap-distance-right:9pt;mso-wrap-distance-bottom:3.6pt;mso-position-horizontal:right;mso-position-horizontal-relative:page;mso-position-vertical:absolute;mso-position-vertical-relative:text;mso-width-percent:400;mso-height-percent:200;mso-width-relative:margin;mso-height-relative:margin;v-text-anchor:top" o:gfxdata="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" strokecolor="white [3212]">
-                <v:textbox style="mso-fit-shape-to-text:t">
-                  <w:txbxContent>
-                    <w:p>
-                      <w:pPr>
-                        <w:jc w:val="center"/>
-                        <w:rPr>
-                          <w:rFonts w:cs="B Nazanin"/>
-                          <w:bCs/>
-                          <w:sz w:val="24"/>
-                          <w:szCs w:val="24"/>
-                          <w:rtl/>
-                        </w:rPr>
-                      </w:pPr>
-                      <w:r>
-                        <w:rPr>
-                          <w:rFonts w:cs="B Nazanin" w:hint="cs"/>
-                          <w:bCs/>
-                          <w:sz w:val="24"/>
-                          <w:szCs w:val="24"/>
-                          <w:rtl/>
-                        </w:rPr>
-                        <w:t xml:space="preserve">طرف </w:t>
-                      </w:r>
-                      <w:r>
-                        <w:rPr>
-                          <w:rFonts w:cs="B Nazanin" w:hint="cs"/>
-                          <w:bCs/>
-                          <w:sz w:val="24"/>
-                          <w:szCs w:val="24"/>
-                          <w:rtl/>
-                        </w:rPr>
-                        <w:t>اول</w:t>
-                      </w:r>
-                    </w:p>
-                    <w:p>
-                      <w:pPr>
-                        <w:jc w:val="center"/>
-                        <w:rPr>
-                          <w:rFonts w:cs="B Nazanin"/>
-                          <w:bCs/>
-                          <w:sz w:val="24"/>
-                          <w:szCs w:val="24"/>
-                          <w:rtl/>
-                        </w:rPr>
-                      </w:pPr>
-                      <w:r>
-                        <w:rPr>
-                          <w:rFonts w:cs="B Nazanin"/>
-                          <w:b/>
-                          <w:bCs/>
-                          <w:sz w:val="24"/>
-                          <w:szCs w:val="24"/>
-                        </w:rPr>
-                        <w:t>{</w:t>
-                      </w:r>
-                      <w:proofErr w:type="spellStart"/>
-                      <w:r>
-                        <w:rPr>
-                          <w:rFonts w:cs="B Nazanin"/>
-                          <w:b/>
-                          <w:bCs/>
-                          <w:sz w:val="24"/>
-                          <w:szCs w:val="24"/>
-                        </w:rPr>
-                        <w:t>mojri_rep</w:t>
-                      </w:r>
-                      <w:proofErr w:type="spellEnd"/>
-                      <w:r>
-                        <w:rPr>
-                          <w:rFonts w:cs="B Nazanin"/>
-                          <w:b/>
-                          <w:bCs/>
-                          <w:sz w:val="24"/>
-                          <w:szCs w:val="24"/>
-                        </w:rPr>
-                        <w:t>}</w:t>
-                      </w:r>
-                      <w:r>
-                        <w:rPr>
-                          <w:rFonts w:cs="B Nazanin"/>
-                          <w:bCs/>
-                          <w:sz w:val="24"/>
-                          <w:szCs w:val="24"/>
-                        </w:rPr>
-                        <w:t xml:space="preserve"> </w:t>
-                      </w:r>
-                    </w:p>
-                    <w:p>
-                      <w:pPr>
-                        <w:jc w:val="center"/>
-                        <w:rPr>
-                          <w:rFonts w:cs="B Nazanin" w:hint="cs"/>
-                          <w:bCs/>
-                          <w:sz w:val="24"/>
-                          <w:szCs w:val="24"/>
-                          <w:rtl/>
-                        </w:rPr>
-                      </w:pPr>
-                      <w:r>
-                        <w:rPr>
-                          <w:rFonts w:cs="B Nazanin"/>
-                          <w:b/>
-                          <w:bCs/>
-                          <w:sz w:val="24"/>
-                          <w:szCs w:val="24"/>
-                        </w:rPr>
-                        <w:t>{</w:t>
-                      </w:r>
-                      <w:proofErr w:type="spellStart"/>
-                      <w:r>
-                        <w:rPr>
-                          <w:rFonts w:cs="B Nazanin"/>
-                          <w:b/>
-                          <w:bCs/>
-                          <w:sz w:val="24"/>
-                          <w:szCs w:val="24"/>
-                        </w:rPr>
-                        <w:t>mojri_</w:t>
-                      </w:r>
-                      <w:proofErr w:type="gramStart"/>
-                      <w:r>
-                        <w:rPr>
-                          <w:rFonts w:cs="B Nazanin"/>
-                          <w:b/>
-                          <w:bCs/>
-                          <w:sz w:val="24"/>
-                          <w:szCs w:val="24"/>
-                        </w:rPr>
-                        <w:t>title</w:t>
-                      </w:r>
-                      <w:proofErr w:type="spellEnd"/>
-                      <w:r>
-                        <w:rPr>
-                          <w:rFonts w:cs="B Nazanin"/>
-                          <w:b/>
-                          <w:bCs/>
-                          <w:sz w:val="24"/>
-                          <w:szCs w:val="24"/>
-                        </w:rPr>
-                        <w:t>}</w:t>
-                      </w:r>
-                      <w:r>
-                        <w:rPr>
-                          <w:rFonts w:cs="B Nazanin" w:hint="cs"/>
-                          <w:bCs/>
-                          <w:sz w:val="24"/>
-                          <w:szCs w:val="24"/>
-                          <w:rtl/>
-                        </w:rPr>
-                        <w:t xml:space="preserve">  </w:t>
-                      </w:r>
-                      <w:r>
-                        <w:rPr>
-                          <w:rFonts w:cs="B Nazanin"/>
-                          <w:b/>
-                          <w:bCs/>
-                          <w:sz w:val="24"/>
-                          <w:szCs w:val="24"/>
-                        </w:rPr>
-                        <w:t>{</w:t>
-                      </w:r>
-                      <w:proofErr w:type="spellStart"/>
-                      <w:proofErr w:type="gramEnd"/>
-                      <w:r>
-                        <w:rPr>
-                          <w:rFonts w:cs="B Nazanin"/>
-                          <w:b/>
-                          <w:bCs/>
-                          <w:sz w:val="24"/>
-                          <w:szCs w:val="24"/>
-                        </w:rPr>
-                        <w:t>mojri_name</w:t>
-                      </w:r>
-                      <w:proofErr w:type="spellEnd"/>
-                      <w:r>
-                        <w:rPr>
-                          <w:rFonts w:cs="B Nazanin"/>
-                          <w:b/>
-                          <w:bCs/>
-                          <w:sz w:val="24"/>
-                          <w:szCs w:val="24"/>
-                        </w:rPr>
-                        <w:t>}</w:t>
-                      </w:r>
-                    </w:p>
-                  </w:txbxContent>
-                </v:textbox>
-                <w10:wrap type="square" anchorx="page"/>
-              </v:shape>
-            </w:pict>
-          </mc:Fallback>
-        </mc:AlternateContent>
-      </w:r>
     </w:p>
     <w:p>
       <w:pPr>
@@ -10593,7 +10587,7 @@
       <w:pPr>
         <w:jc w:val="both"/>
         <w:rPr>
-          <w:rFonts w:cs="B Nazanin" w:hint="cs"/>
+          <w:rFonts w:cs="B Nazanin"/>
           <w:b/>
           <w:sz w:val="20"/>
           <w:szCs w:val="20"/>
@@ -11801,6 +11795,7 @@
   <w:style w:type="character" w:default="1" w:styleId="DefaultParagraphFont">
     <w:name w:val="Default Paragraph Font"/>
     <w:uiPriority w:val="1"/>
+    <w:semiHidden/>
     <w:unhideWhenUsed/>
   </w:style>
   <w:style w:type="table" w:default="1" w:styleId="TableNormal">

--- a/public/template.docx
+++ b/public/template.docx
@@ -82,21 +82,21 @@
       </w:r>
       <w:r>
         <w:rPr>
-          <w:rFonts w:cs="2  Titr"/>
+          <w:rFonts w:cs="B Jadid"/>
         </w:rPr>
         <w:t>{</w:t>
       </w:r>
       <w:proofErr w:type="spellStart"/>
       <w:r>
         <w:rPr>
-          <w:rFonts w:cs="2  Titr"/>
+          <w:rFonts w:cs="B Jadid"/>
         </w:rPr>
         <w:t>center_name</w:t>
       </w:r>
       <w:proofErr w:type="spellEnd"/>
       <w:r>
         <w:rPr>
-          <w:rFonts w:cs="2  Titr"/>
+          <w:rFonts w:cs="B Jadid"/>
         </w:rPr>
         <w:t>}</w:t>
       </w:r>
@@ -3505,6 +3505,7 @@
                 <w:szCs w:val="16"/>
               </w:rPr>
             </w:pPr>
+            <w:bookmarkStart w:id="0" w:name="_GoBack" w:colFirst="8" w:colLast="8"/>
             <w:r>
               <w:rPr>
                 <w:rFonts w:cs="B Nazanin" w:hint="cs"/>
@@ -3892,10 +3893,45 @@
           </w:tcPr>
           <w:p>
             <w:pPr>
+              <w:bidi w:val="0"/>
+              <w:jc w:val="center"/>
+              <w:rPr>
+                <w:rFonts w:ascii="Arial" w:eastAsia="Times New Roman" w:hAnsi="Arial" w:cs="2  Nazanin"/>
+                <w:b/>
+                <w:bCs/>
+                <w:sz w:val="18"/>
+                <w:szCs w:val="18"/>
+              </w:rPr>
+            </w:pPr>
+            <w:r>
+              <w:rPr>
+                <w:rFonts w:ascii="Arial" w:eastAsia="Times New Roman" w:hAnsi="Arial" w:cs="2  Nazanin"/>
+                <w:b/>
+                <w:bCs/>
+                <w:sz w:val="18"/>
+                <w:szCs w:val="18"/>
+              </w:rPr>
+              <w:t>{table1_total}</w:t>
+            </w:r>
+          </w:p>
+        </w:tc>
+        <w:tc>
+          <w:tcPr>
+            <w:tcW w:w="1138" w:type="dxa"/>
+            <w:tcBorders>
+              <w:top w:val="single" w:sz="4" w:space="0" w:color="auto"/>
+              <w:left w:val="single" w:sz="4" w:space="0" w:color="auto"/>
+              <w:bottom w:val="single" w:sz="4" w:space="0" w:color="auto"/>
+              <w:right w:val="single" w:sz="4" w:space="0" w:color="auto"/>
+            </w:tcBorders>
+            <w:shd w:val="clear" w:color="auto" w:fill="FBE4D5" w:themeFill="accent2" w:themeFillTint="33"/>
+            <w:vAlign w:val="center"/>
+          </w:tcPr>
+          <w:p>
+            <w:pPr>
               <w:jc w:val="both"/>
               <w:rPr>
                 <w:rFonts w:cs="B Nazanin"/>
-                <w:b/>
                 <w:bCs/>
                 <w:sz w:val="16"/>
                 <w:szCs w:val="16"/>
@@ -3904,7 +3940,6 @@
             <w:r>
               <w:rPr>
                 <w:rFonts w:cs="B Nazanin"/>
-                <w:b/>
                 <w:bCs/>
                 <w:sz w:val="16"/>
                 <w:szCs w:val="16"/>
@@ -3915,18 +3950,16 @@
             <w:r>
               <w:rPr>
                 <w:rFonts w:cs="B Nazanin"/>
-                <w:b/>
                 <w:bCs/>
                 <w:sz w:val="16"/>
                 <w:szCs w:val="16"/>
               </w:rPr>
-              <w:t>cost_per_person_day</w:t>
+              <w:t>total_course_amount</w:t>
             </w:r>
             <w:proofErr w:type="spellEnd"/>
             <w:r>
               <w:rPr>
                 <w:rFonts w:cs="B Nazanin"/>
-                <w:b/>
                 <w:bCs/>
                 <w:sz w:val="16"/>
                 <w:szCs w:val="16"/>
@@ -3935,60 +3968,8 @@
             </w:r>
           </w:p>
         </w:tc>
-        <w:tc>
-          <w:tcPr>
-            <w:tcW w:w="1138" w:type="dxa"/>
-            <w:tcBorders>
-              <w:top w:val="single" w:sz="4" w:space="0" w:color="auto"/>
-              <w:left w:val="single" w:sz="4" w:space="0" w:color="auto"/>
-              <w:bottom w:val="single" w:sz="4" w:space="0" w:color="auto"/>
-              <w:right w:val="single" w:sz="4" w:space="0" w:color="auto"/>
-            </w:tcBorders>
-            <w:shd w:val="clear" w:color="auto" w:fill="FBE4D5" w:themeFill="accent2" w:themeFillTint="33"/>
-            <w:vAlign w:val="center"/>
-          </w:tcPr>
-          <w:p>
-            <w:pPr>
-              <w:jc w:val="both"/>
-              <w:rPr>
-                <w:rFonts w:cs="B Nazanin"/>
-                <w:bCs/>
-                <w:sz w:val="16"/>
-                <w:szCs w:val="16"/>
-              </w:rPr>
-            </w:pPr>
-            <w:r>
-              <w:rPr>
-                <w:rFonts w:cs="B Nazanin"/>
-                <w:bCs/>
-                <w:sz w:val="16"/>
-                <w:szCs w:val="16"/>
-              </w:rPr>
-              <w:t>{</w:t>
-            </w:r>
-            <w:proofErr w:type="spellStart"/>
-            <w:r>
-              <w:rPr>
-                <w:rFonts w:cs="B Nazanin"/>
-                <w:bCs/>
-                <w:sz w:val="16"/>
-                <w:szCs w:val="16"/>
-              </w:rPr>
-              <w:t>total_course_amount</w:t>
-            </w:r>
-            <w:proofErr w:type="spellEnd"/>
-            <w:r>
-              <w:rPr>
-                <w:rFonts w:cs="B Nazanin"/>
-                <w:bCs/>
-                <w:sz w:val="16"/>
-                <w:szCs w:val="16"/>
-              </w:rPr>
-              <w:t>}</w:t>
-            </w:r>
-          </w:p>
-        </w:tc>
       </w:tr>
+      <w:bookmarkEnd w:id="0"/>
       <w:tr>
         <w:trPr>
           <w:trHeight w:val="253"/>
@@ -4081,46 +4062,25 @@
           </w:tcPr>
           <w:p>
             <w:pPr>
-              <w:jc w:val="both"/>
-              <w:rPr>
-                <w:rFonts w:cs="B Nazanin"/>
-                <w:b/>
-                <w:bCs/>
-                <w:sz w:val="16"/>
-                <w:szCs w:val="16"/>
-              </w:rPr>
-            </w:pPr>
-            <w:r>
-              <w:rPr>
-                <w:rFonts w:cs="B Nazanin"/>
-                <w:b/>
-                <w:bCs/>
-                <w:sz w:val="16"/>
-                <w:szCs w:val="16"/>
-              </w:rPr>
-              <w:t>{</w:t>
-            </w:r>
-            <w:proofErr w:type="spellStart"/>
-            <w:r>
-              <w:rPr>
-                <w:rFonts w:cs="B Nazanin"/>
-                <w:b/>
-                <w:bCs/>
-                <w:sz w:val="16"/>
-                <w:szCs w:val="16"/>
-              </w:rPr>
-              <w:t>cost_per_person_day</w:t>
-            </w:r>
-            <w:proofErr w:type="spellEnd"/>
-            <w:r>
-              <w:rPr>
-                <w:rFonts w:cs="B Nazanin"/>
-                <w:b/>
-                <w:bCs/>
-                <w:sz w:val="16"/>
-                <w:szCs w:val="16"/>
-              </w:rPr>
-              <w:t>}</w:t>
+              <w:bidi w:val="0"/>
+              <w:jc w:val="center"/>
+              <w:rPr>
+                <w:rFonts w:ascii="Arial" w:eastAsia="Times New Roman" w:hAnsi="Arial" w:cs="2  Nazanin"/>
+                <w:b/>
+                <w:bCs/>
+                <w:sz w:val="18"/>
+                <w:szCs w:val="18"/>
+              </w:rPr>
+            </w:pPr>
+            <w:r>
+              <w:rPr>
+                <w:rFonts w:ascii="Arial" w:eastAsia="Times New Roman" w:hAnsi="Arial" w:cs="2  Nazanin"/>
+                <w:b/>
+                <w:bCs/>
+                <w:sz w:val="18"/>
+                <w:szCs w:val="18"/>
+              </w:rPr>
+              <w:t>{table1_total}</w:t>
             </w:r>
           </w:p>
         </w:tc>
@@ -8302,19 +8262,7 @@
                 <w:sz w:val="18"/>
                 <w:szCs w:val="18"/>
               </w:rPr>
-              <w:t>{reg_fee</w:t>
-            </w:r>
-            <w:bookmarkStart w:id="0" w:name="_GoBack"/>
-            <w:bookmarkEnd w:id="0"/>
-            <w:r>
-              <w:rPr>
-                <w:rFonts w:ascii="Times New Roman" w:eastAsia="Batang" w:hAnsi="Times New Roman" w:cs="B Nazanin"/>
-                <w:b/>
-                <w:bCs/>
-                <w:sz w:val="18"/>
-                <w:szCs w:val="18"/>
-              </w:rPr>
-              <w:t>_per_person</w:t>
+              <w:t>{reg_fee_per_person</w:t>
             </w:r>
             <w:r>
               <w:rPr>
